--- a/docs/deep-dive-manuel-vision-ia.docx
+++ b/docs/deep-dive-manuel-vision-ia.docx
@@ -2,7 +2,7 @@
 <file path=word/document.xml><?xml version="1.0" encoding="utf-8"?>
 <w:document xmlns:w="http://schemas.openxmlformats.org/wordprocessingml/2006/main" xmlns:m="http://schemas.openxmlformats.org/officeDocument/2006/math" xmlns:r="http://schemas.openxmlformats.org/officeDocument/2006/relationships" xmlns:o="urn:schemas-microsoft-com:office:office" xmlns:v="urn:schemas-microsoft-com:vml" xmlns:w10="urn:schemas-microsoft-com:office:word" xmlns:a="http://schemas.openxmlformats.org/drawingml/2006/main" xmlns:pic="http://schemas.openxmlformats.org/drawingml/2006/picture" xmlns:wp="http://schemas.openxmlformats.org/drawingml/2006/wordprocessingDrawing">
   <w:body>
-    <w:bookmarkStart w:id="183" w:name="Xc99e109d706ccc68cac3529d3082a62a6069df9"/>
+    <w:bookmarkStart w:id="172" w:name="Xc99e109d706ccc68cac3529d3082a62a6069df9"/>
     <w:p>
       <w:pPr>
         <w:pStyle w:val="Heading1"/>
@@ -84,7 +84,7 @@
         </w:pict>
       </w:r>
     </w:p>
-    <w:bookmarkStart w:id="20" w:name="table-des-matières"/>
+    <w:bookmarkStart w:id="9" w:name="table-des-matières"/>
     <w:p>
       <w:pPr>
         <w:pStyle w:val="Heading2"/>
@@ -678,8 +678,8 @@
         </w:pict>
       </w:r>
     </w:p>
-    <w:bookmarkEnd w:id="20"/>
-    <w:bookmarkStart w:id="23" w:name="X9ca07b8aa00a35e29853edf4d96a253ee57ac4e"/>
+    <w:bookmarkEnd w:id="9"/>
+    <w:bookmarkStart w:id="12" w:name="X9ca07b8aa00a35e29853edf4d96a253ee57ac4e"/>
     <w:p>
       <w:pPr>
         <w:pStyle w:val="Heading2"/>
@@ -712,7 +712,7 @@
         <w:t xml:space="preserve">et d'obtenir automatiquement son nom, sa catégorie et les pièces correspondantes dans le catalogue.</w:t>
       </w:r>
     </w:p>
-    <w:bookmarkStart w:id="21" w:name="les-5-composants"/>
+    <w:bookmarkStart w:id="10" w:name="les-5-composants"/>
     <w:p>
       <w:pPr>
         <w:pStyle w:val="Heading3"/>
@@ -831,8 +831,8 @@
         <w:t xml:space="preserve">└───────────────────────────────────────────────────────────────┘</w:t>
       </w:r>
     </w:p>
-    <w:bookmarkEnd w:id="21"/>
-    <w:bookmarkStart w:id="22" w:name="flux-utilisateur-principal"/>
+    <w:bookmarkEnd w:id="10"/>
+    <w:bookmarkStart w:id="11" w:name="flux-utilisateur-principal"/>
     <w:p>
       <w:pPr>
         <w:pStyle w:val="Heading3"/>
@@ -1042,9 +1042,9 @@
         </w:pict>
       </w:r>
     </w:p>
-    <w:bookmarkEnd w:id="22"/>
-    <w:bookmarkEnd w:id="23"/>
-    <w:bookmarkStart w:id="26" w:name="Xeeff45521e39f2c6b3238264fc688a9790604ec"/>
+    <w:bookmarkEnd w:id="11"/>
+    <w:bookmarkEnd w:id="12"/>
+    <w:bookmarkStart w:id="15" w:name="Xeeff45521e39f2c6b3238264fc688a9790604ec"/>
     <w:p>
       <w:pPr>
         <w:pStyle w:val="Heading2"/>
@@ -1053,7 +1053,7 @@
         <w:t xml:space="preserve">2. Architecture technique</w:t>
       </w:r>
     </w:p>
-    <w:bookmarkStart w:id="24" w:name="X3b98721ecf38dbec89c49b87dd17c453cf1e6ed"/>
+    <w:bookmarkStart w:id="13" w:name="X3b98721ecf38dbec89c49b87dd17c453cf1e6ed"/>
     <w:p>
       <w:pPr>
         <w:pStyle w:val="Heading3"/>
@@ -1370,8 +1370,8 @@
         <w:t xml:space="preserve">└─────────────────────────────────────────────────────────────┘</w:t>
       </w:r>
     </w:p>
-    <w:bookmarkEnd w:id="24"/>
-    <w:bookmarkStart w:id="25" w:name="X40fb75bf78d902b2edad246db593be45d56d7db"/>
+    <w:bookmarkEnd w:id="13"/>
+    <w:bookmarkStart w:id="14" w:name="X40fb75bf78d902b2edad246db593be45d56d7db"/>
     <w:p>
       <w:pPr>
         <w:pStyle w:val="Heading3"/>
@@ -1437,9 +1437,9 @@
         </w:pict>
       </w:r>
     </w:p>
-    <w:bookmarkEnd w:id="25"/>
-    <w:bookmarkEnd w:id="26"/>
-    <w:bookmarkStart w:id="32" w:name="Xc9bb9d8f6340873e60e1f8b9eb70adafd5d79cf"/>
+    <w:bookmarkEnd w:id="14"/>
+    <w:bookmarkEnd w:id="15"/>
+    <w:bookmarkStart w:id="21" w:name="Xc9bb9d8f6340873e60e1f8b9eb70adafd5d79cf"/>
     <w:p>
       <w:pPr>
         <w:pStyle w:val="Heading2"/>
@@ -1448,7 +1448,7 @@
         <w:t xml:space="preserve">3. Intégration Google Gemini</w:t>
       </w:r>
     </w:p>
-    <w:bookmarkStart w:id="27" w:name="X23562bc70ef714e75bcc2905fc5712feff70571"/>
+    <w:bookmarkStart w:id="16" w:name="X23562bc70ef714e75bcc2905fc5712feff70571"/>
     <w:p>
       <w:pPr>
         <w:pStyle w:val="Heading3"/>
@@ -1498,8 +1498,8 @@
         <w:t xml:space="preserve">;</w:t>
       </w:r>
     </w:p>
-    <w:bookmarkEnd w:id="27"/>
-    <w:bookmarkStart w:id="28" w:name="X08ecfee477e3ff23070c4185369ed7e7184ea89"/>
+    <w:bookmarkEnd w:id="16"/>
+    <w:bookmarkStart w:id="17" w:name="X08ecfee477e3ff23070c4185369ed7e7184ea89"/>
     <w:p>
       <w:pPr>
         <w:pStyle w:val="Heading3"/>
@@ -1624,8 +1624,8 @@
         </w:tc>
       </w:tr>
     </w:tbl>
-    <w:bookmarkEnd w:id="28"/>
-    <w:bookmarkStart w:id="29" w:name="X057ccd44bff5d2547840ae9a15ef25bb8bd69e9"/>
+    <w:bookmarkEnd w:id="17"/>
+    <w:bookmarkStart w:id="18" w:name="X057ccd44bff5d2547840ae9a15ef25bb8bd69e9"/>
     <w:p>
       <w:pPr>
         <w:pStyle w:val="Heading3"/>
@@ -2389,8 +2389,8 @@
         <w:t xml:space="preserve">}</w:t>
       </w:r>
     </w:p>
-    <w:bookmarkEnd w:id="29"/>
-    <w:bookmarkStart w:id="30" w:name="X2a99c595fbf64df6f4455936ef97118ed690b22"/>
+    <w:bookmarkEnd w:id="18"/>
+    <w:bookmarkStart w:id="19" w:name="X2a99c595fbf64df6f4455936ef97118ed690b22"/>
     <w:p>
       <w:pPr>
         <w:pStyle w:val="Heading3"/>
@@ -2629,8 +2629,8 @@
         <w:t xml:space="preserve">}</w:t>
       </w:r>
     </w:p>
-    <w:bookmarkEnd w:id="30"/>
-    <w:bookmarkStart w:id="31" w:name="Xd0fe005ad0942c5d3169a294ad48446b48900c6"/>
+    <w:bookmarkEnd w:id="19"/>
+    <w:bookmarkStart w:id="20" w:name="Xd0fe005ad0942c5d3169a294ad48446b48900c6"/>
     <w:p>
       <w:pPr>
         <w:pStyle w:val="Heading3"/>
@@ -2807,9 +2807,9 @@
         </w:pict>
       </w:r>
     </w:p>
-    <w:bookmarkEnd w:id="31"/>
-    <w:bookmarkEnd w:id="32"/>
-    <w:bookmarkStart w:id="36" w:name="X24eaa6a34b5fd290e57ca29aeb10c6bb6a9aaae"/>
+    <w:bookmarkEnd w:id="20"/>
+    <w:bookmarkEnd w:id="21"/>
+    <w:bookmarkStart w:id="25" w:name="X24eaa6a34b5fd290e57ca29aeb10c6bb6a9aaae"/>
     <w:p>
       <w:pPr>
         <w:pStyle w:val="Heading2"/>
@@ -2818,7 +2818,7 @@
         <w:t xml:space="preserve">4. Prompt d'identification</w:t>
       </w:r>
     </w:p>
-    <w:bookmarkStart w:id="33" w:name="Xb8f58e0a83241ec6ec89cf62613b1785b1d7c00"/>
+    <w:bookmarkStart w:id="22" w:name="Xb8f58e0a83241ec6ec89cf62613b1785b1d7c00"/>
     <w:p>
       <w:pPr>
         <w:pStyle w:val="Heading3"/>
@@ -2946,8 +2946,8 @@
         <w:t xml:space="preserve">Only return valid JSON, no markdown, no other text.</w:t>
       </w:r>
     </w:p>
-    <w:bookmarkEnd w:id="33"/>
-    <w:bookmarkStart w:id="34" w:name="X3b438363b4008d0584d4f86aee67bc35d40205f"/>
+    <w:bookmarkEnd w:id="22"/>
+    <w:bookmarkStart w:id="23" w:name="X3b438363b4008d0584d4f86aee67bc35d40205f"/>
     <w:p>
       <w:pPr>
         <w:pStyle w:val="Heading3"/>
@@ -3324,8 +3324,8 @@
         <w:t xml:space="preserve">}</w:t>
       </w:r>
     </w:p>
-    <w:bookmarkEnd w:id="34"/>
-    <w:bookmarkStart w:id="35" w:name="X54cd65b2b05334d590ef753fcbcc8d1f136617c"/>
+    <w:bookmarkEnd w:id="23"/>
+    <w:bookmarkStart w:id="24" w:name="X54cd65b2b05334d590ef753fcbcc8d1f136617c"/>
     <w:p>
       <w:pPr>
         <w:pStyle w:val="Heading3"/>
@@ -3568,21 +3568,9 @@
       </w:r>
       <w:r>
         <w:rPr>
-          <w:rStyle w:val="DecValTok"/>
-        </w:rPr>
-        <w:t xml:space="preserve">0</w:t>
-      </w:r>
-      <w:r>
-        <w:rPr>
-          <w:rStyle w:val="ErrorTok"/>
-        </w:rPr>
-        <w:t xml:space="preserve">.</w:t>
-      </w:r>
-      <w:r>
-        <w:rPr>
-          <w:rStyle w:val="DecValTok"/>
-        </w:rPr>
-        <w:t xml:space="preserve">85</w:t>
+          <w:rStyle w:val="FloatTok"/>
+        </w:rPr>
+        <w:t xml:space="preserve">0.85</w:t>
       </w:r>
       <w:r>
         <w:br/>
@@ -3601,9 +3589,9 @@
         </w:pict>
       </w:r>
     </w:p>
-    <w:bookmarkEnd w:id="35"/>
-    <w:bookmarkEnd w:id="36"/>
-    <w:bookmarkStart w:id="40" w:name="X2e2a5e41aab70a13412d0a3e9408afdbdf79f8d"/>
+    <w:bookmarkEnd w:id="24"/>
+    <w:bookmarkEnd w:id="25"/>
+    <w:bookmarkStart w:id="29" w:name="X2e2a5e41aab70a13412d0a3e9408afdbdf79f8d"/>
     <w:p>
       <w:pPr>
         <w:pStyle w:val="Heading2"/>
@@ -3612,7 +3600,7 @@
         <w:t xml:space="preserve">5. Configuration et variables d'environnement</w:t>
       </w:r>
     </w:p>
-    <w:bookmarkStart w:id="37" w:name="Xe329710b850ed4d0eead24b5d91fe186273c497"/>
+    <w:bookmarkStart w:id="26" w:name="Xe329710b850ed4d0eead24b5d91fe186273c497"/>
     <w:p>
       <w:pPr>
         <w:pStyle w:val="Heading3"/>
@@ -3704,8 +3692,8 @@
         <w:t xml:space="preserve"># Seuil d'alerte quota (optionnel, défaut: 0.8)</w:t>
       </w:r>
     </w:p>
-    <w:bookmarkEnd w:id="37"/>
-    <w:bookmarkStart w:id="38" w:name="X0e6e99e3e201281c7d0eea74d665905264920b3"/>
+    <w:bookmarkEnd w:id="26"/>
+    <w:bookmarkStart w:id="27" w:name="X0e6e99e3e201281c7d0eea74d665905264920b3"/>
     <w:p>
       <w:pPr>
         <w:pStyle w:val="Heading3"/>
@@ -3824,8 +3812,8 @@
         <w:t xml:space="preserve"># URL publique</w:t>
       </w:r>
     </w:p>
-    <w:bookmarkEnd w:id="38"/>
-    <w:bookmarkStart w:id="39" w:name="Xa616d83d9ed9124e59c85abb160edc5bc86f1a1"/>
+    <w:bookmarkEnd w:id="27"/>
+    <w:bookmarkStart w:id="28" w:name="Xa616d83d9ed9124e59c85abb160edc5bc86f1a1"/>
     <w:p>
       <w:pPr>
         <w:pStyle w:val="Heading3"/>
@@ -3948,9 +3936,9 @@
         </w:pict>
       </w:r>
     </w:p>
-    <w:bookmarkEnd w:id="39"/>
-    <w:bookmarkEnd w:id="40"/>
-    <w:bookmarkStart w:id="45" w:name="X746d15ceb3c39e5de0b8ce7d07ae72e30fd0139"/>
+    <w:bookmarkEnd w:id="28"/>
+    <w:bookmarkEnd w:id="29"/>
+    <w:bookmarkStart w:id="34" w:name="X746d15ceb3c39e5de0b8ce7d07ae72e30fd0139"/>
     <w:p>
       <w:pPr>
         <w:pStyle w:val="Heading2"/>
@@ -3959,7 +3947,7 @@
         <w:t xml:space="preserve">6. Endpoint : identification par photo</w:t>
       </w:r>
     </w:p>
-    <w:bookmarkStart w:id="41" w:name="X84c10059706d605bbaef47a9bcf565cb38864f3"/>
+    <w:bookmarkStart w:id="30" w:name="X84c10059706d605bbaef47a9bcf565cb38864f3"/>
     <w:p>
       <w:pPr>
         <w:pStyle w:val="Heading3"/>
@@ -3997,8 +3985,8 @@
         <w:t xml:space="preserve">Content-Type: multipart/form-data</w:t>
       </w:r>
     </w:p>
-    <w:bookmarkEnd w:id="41"/>
-    <w:bookmarkStart w:id="42" w:name="Xddde743ed91bc15e2145a37e90a3e13291fbdb5"/>
+    <w:bookmarkEnd w:id="30"/>
+    <w:bookmarkStart w:id="31" w:name="Xddde743ed91bc15e2145a37e90a3e13291fbdb5"/>
     <w:p>
       <w:pPr>
         <w:pStyle w:val="Heading3"/>
@@ -4265,8 +4253,8 @@
         </w:tc>
       </w:tr>
     </w:tbl>
-    <w:bookmarkEnd w:id="42"/>
-    <w:bookmarkStart w:id="43" w:name="X3c85752f523016bf94b80e43a0cf63d019ae863"/>
+    <w:bookmarkEnd w:id="31"/>
+    <w:bookmarkStart w:id="32" w:name="X3c85752f523016bf94b80e43a0cf63d019ae863"/>
     <w:p>
       <w:pPr>
         <w:pStyle w:val="Heading3"/>
@@ -4481,8 +4469,8 @@
         <w:t xml:space="preserve">}</w:t>
       </w:r>
     </w:p>
-    <w:bookmarkEnd w:id="43"/>
-    <w:bookmarkStart w:id="44" w:name="Xd1938f4835ce83e0f372bf6131e934eb9146892"/>
+    <w:bookmarkEnd w:id="32"/>
+    <w:bookmarkStart w:id="33" w:name="Xd1938f4835ce83e0f372bf6131e934eb9146892"/>
     <w:p>
       <w:pPr>
         <w:pStyle w:val="Heading3"/>
@@ -4797,21 +4785,9 @@
       </w:r>
       <w:r>
         <w:rPr>
-          <w:rStyle w:val="DecValTok"/>
-        </w:rPr>
-        <w:t xml:space="preserve">0</w:t>
-      </w:r>
-      <w:r>
-        <w:rPr>
-          <w:rStyle w:val="ErrorTok"/>
-        </w:rPr>
-        <w:t xml:space="preserve">.</w:t>
-      </w:r>
-      <w:r>
-        <w:rPr>
-          <w:rStyle w:val="DecValTok"/>
-        </w:rPr>
-        <w:t xml:space="preserve">85</w:t>
+          <w:rStyle w:val="FloatTok"/>
+        </w:rPr>
+        <w:t xml:space="preserve">0.85</w:t>
       </w:r>
       <w:r>
         <w:br/>
@@ -5268,9 +5244,9 @@
         </w:pict>
       </w:r>
     </w:p>
-    <w:bookmarkEnd w:id="44"/>
-    <w:bookmarkEnd w:id="45"/>
-    <w:bookmarkStart w:id="51" w:name="Xcdde601e70f4d590870b2cbff68b1615541e5d2"/>
+    <w:bookmarkEnd w:id="33"/>
+    <w:bookmarkEnd w:id="34"/>
+    <w:bookmarkStart w:id="40" w:name="Xcdde601e70f4d590870b2cbff68b1615541e5d2"/>
     <w:p>
       <w:pPr>
         <w:pStyle w:val="Heading2"/>
@@ -5279,7 +5255,7 @@
         <w:t xml:space="preserve">7. Upload de photo : formats et limites</w:t>
       </w:r>
     </w:p>
-    <w:bookmarkStart w:id="46" w:name="Xbacc2babafcc525bcdc3d8956fa3f2a1af98c84"/>
+    <w:bookmarkStart w:id="35" w:name="Xbacc2babafcc525bcdc3d8956fa3f2a1af98c84"/>
     <w:p>
       <w:pPr>
         <w:pStyle w:val="Heading3"/>
@@ -5452,8 +5428,8 @@
         </w:tc>
       </w:tr>
     </w:tbl>
-    <w:bookmarkEnd w:id="46"/>
-    <w:bookmarkStart w:id="47" w:name="X3794a826c4c71ba25950a576145315ae7d0345d"/>
+    <w:bookmarkEnd w:id="35"/>
+    <w:bookmarkStart w:id="36" w:name="X3794a826c4c71ba25950a576145315ae7d0345d"/>
     <w:p>
       <w:pPr>
         <w:pStyle w:val="Heading3"/>
@@ -5558,8 +5534,8 @@
         </w:tc>
       </w:tr>
     </w:tbl>
-    <w:bookmarkEnd w:id="47"/>
-    <w:bookmarkStart w:id="48" w:name="X3f8ec106b7e98fb14515026ebaae448a3b86288"/>
+    <w:bookmarkEnd w:id="36"/>
+    <w:bookmarkStart w:id="37" w:name="X3f8ec106b7e98fb14515026ebaae448a3b86288"/>
     <w:p>
       <w:pPr>
         <w:pStyle w:val="Heading3"/>
@@ -5732,8 +5708,8 @@
         <w:t xml:space="preserve">;</w:t>
       </w:r>
     </w:p>
-    <w:bookmarkEnd w:id="48"/>
-    <w:bookmarkStart w:id="49" w:name="X2ce3a22a181a4787613bb907aed7c4f0d7542db"/>
+    <w:bookmarkEnd w:id="37"/>
+    <w:bookmarkStart w:id="38" w:name="X2ce3a22a181a4787613bb907aed7c4f0d7542db"/>
     <w:p>
       <w:pPr>
         <w:pStyle w:val="Heading3"/>
@@ -6461,8 +6437,8 @@
         <w:t xml:space="preserve">}</w:t>
       </w:r>
     </w:p>
-    <w:bookmarkEnd w:id="49"/>
-    <w:bookmarkStart w:id="50" w:name="Xe0031ca379323b7787473923a01b6080805df94"/>
+    <w:bookmarkEnd w:id="38"/>
+    <w:bookmarkStart w:id="39" w:name="Xe0031ca379323b7787473923a01b6080805df94"/>
     <w:p>
       <w:pPr>
         <w:pStyle w:val="Heading3"/>
@@ -6526,9 +6502,9 @@
         </w:pict>
       </w:r>
     </w:p>
-    <w:bookmarkEnd w:id="50"/>
-    <w:bookmarkEnd w:id="51"/>
-    <w:bookmarkStart w:id="55" w:name="X120b33fdac1f37e6ea082379ea1545f0a8dbd8b"/>
+    <w:bookmarkEnd w:id="39"/>
+    <w:bookmarkEnd w:id="40"/>
+    <w:bookmarkStart w:id="44" w:name="X120b33fdac1f37e6ea082379ea1545f0a8dbd8b"/>
     <w:p>
       <w:pPr>
         <w:pStyle w:val="Heading2"/>
@@ -6537,7 +6513,7 @@
         <w:t xml:space="preserve">8. Les 3 niveaux de confiance</w:t>
       </w:r>
     </w:p>
-    <w:bookmarkStart w:id="52" w:name="X738eb97aabbf6babf805a059c1f293a2c2c5e20"/>
+    <w:bookmarkStart w:id="41" w:name="X738eb97aabbf6babf805a059c1f293a2c2c5e20"/>
     <w:p>
       <w:pPr>
         <w:pStyle w:val="Heading3"/>
@@ -6650,8 +6626,8 @@
         <w:t xml:space="preserve">// 30%</w:t>
       </w:r>
     </w:p>
-    <w:bookmarkEnd w:id="52"/>
-    <w:bookmarkStart w:id="53" w:name="Xc0ba1fb820f90641ab8a9813f1e8c5dd4b6241a"/>
+    <w:bookmarkEnd w:id="41"/>
+    <w:bookmarkStart w:id="42" w:name="Xc0ba1fb820f90641ab8a9813f1e8c5dd4b6241a"/>
     <w:p>
       <w:pPr>
         <w:pStyle w:val="Heading3"/>
@@ -6719,8 +6695,8 @@
         <w:t xml:space="preserve">│ Recherche texte │ L'utilisateur sélect.  │ Catalogue filtré │</w:t>
       </w:r>
     </w:p>
-    <w:bookmarkEnd w:id="53"/>
-    <w:bookmarkStart w:id="54" w:name="Xa9e1429b5990818681a1b852337e884ab78885a"/>
+    <w:bookmarkEnd w:id="42"/>
+    <w:bookmarkStart w:id="43" w:name="Xa9e1429b5990818681a1b852337e884ab78885a"/>
     <w:p>
       <w:pPr>
         <w:pStyle w:val="Heading3"/>
@@ -6945,9 +6921,9 @@
         </w:pict>
       </w:r>
     </w:p>
-    <w:bookmarkEnd w:id="54"/>
-    <w:bookmarkEnd w:id="55"/>
-    <w:bookmarkStart w:id="59" w:name="Xf032fde50f233a939a4eb538dd2f512cdcdc8e9"/>
+    <w:bookmarkEnd w:id="43"/>
+    <w:bookmarkEnd w:id="44"/>
+    <w:bookmarkStart w:id="48" w:name="Xf032fde50f233a939a4eb538dd2f512cdcdc8e9"/>
     <w:p>
       <w:pPr>
         <w:pStyle w:val="Heading2"/>
@@ -6956,7 +6932,7 @@
         <w:t xml:space="preserve">9. Confiance haute (≥ 70%) : identifié</w:t>
       </w:r>
     </w:p>
-    <w:bookmarkStart w:id="56" w:name="X951ed4bacccee5970f61aa23091e9b87055e077"/>
+    <w:bookmarkStart w:id="45" w:name="X951ed4bacccee5970f61aa23091e9b87055e077"/>
     <w:p>
       <w:pPr>
         <w:pStyle w:val="Heading3"/>
@@ -7561,8 +7537,8 @@
         <w:t xml:space="preserve">;</w:t>
       </w:r>
     </w:p>
-    <w:bookmarkEnd w:id="56"/>
-    <w:bookmarkStart w:id="57" w:name="X0428ba206020e2f94d79c5631a7ed45d5c09337"/>
+    <w:bookmarkEnd w:id="45"/>
+    <w:bookmarkStart w:id="46" w:name="X0428ba206020e2f94d79c5631a7ed45d5c09337"/>
     <w:p>
       <w:pPr>
         <w:pStyle w:val="Heading3"/>
@@ -7646,8 +7622,8 @@
         <w:t xml:space="preserve">id, nom, catégorie, prix, miniature, info vendeur</w:t>
       </w:r>
     </w:p>
-    <w:bookmarkEnd w:id="57"/>
-    <w:bookmarkStart w:id="58" w:name="X071b04ee2267a3fb7619d2b86f8815b2168c199"/>
+    <w:bookmarkEnd w:id="46"/>
+    <w:bookmarkStart w:id="47" w:name="X071b04ee2267a3fb7619d2b86f8815b2168c199"/>
     <w:p>
       <w:pPr>
         <w:pStyle w:val="Heading3"/>
@@ -7752,9 +7728,9 @@
         </w:pict>
       </w:r>
     </w:p>
-    <w:bookmarkEnd w:id="58"/>
-    <w:bookmarkEnd w:id="59"/>
-    <w:bookmarkStart w:id="63" w:name="Xdfcafc84c520772e4d4bea78c2569f072064230"/>
+    <w:bookmarkEnd w:id="47"/>
+    <w:bookmarkEnd w:id="48"/>
+    <w:bookmarkStart w:id="52" w:name="Xdfcafc84c520772e4d4bea78c2569f072064230"/>
     <w:p>
       <w:pPr>
         <w:pStyle w:val="Heading2"/>
@@ -7763,7 +7739,7 @@
         <w:t xml:space="preserve">10. Confiance moyenne (30-70%) : désambiguïsation</w:t>
       </w:r>
     </w:p>
-    <w:bookmarkStart w:id="60" w:name="X0f4b10f6b7c7963467f3d4630a762d2d4d0f533"/>
+    <w:bookmarkStart w:id="49" w:name="X0f4b10f6b7c7963467f3d4630a762d2d4d0f533"/>
     <w:p>
       <w:pPr>
         <w:pStyle w:val="Heading3"/>
@@ -8155,8 +8131,8 @@
         <w:t xml:space="preserve">;</w:t>
       </w:r>
     </w:p>
-    <w:bookmarkEnd w:id="60"/>
-    <w:bookmarkStart w:id="61" w:name="X576db939aa19334873e8b36a11570d9a49a4cbe"/>
+    <w:bookmarkEnd w:id="49"/>
+    <w:bookmarkStart w:id="50" w:name="X576db939aa19334873e8b36a11570d9a49a4cbe"/>
     <w:p>
       <w:pPr>
         <w:pStyle w:val="Heading3"/>
@@ -8231,8 +8207,8 @@
         <w:t xml:space="preserve">Proposer des catégories pour que l'utilisateur affine</w:t>
       </w:r>
     </w:p>
-    <w:bookmarkEnd w:id="61"/>
-    <w:bookmarkStart w:id="62" w:name="X6f91f8585e389497b7248bfc4a7290505876767"/>
+    <w:bookmarkEnd w:id="50"/>
+    <w:bookmarkStart w:id="51" w:name="X6f91f8585e389497b7248bfc4a7290505876767"/>
     <w:p>
       <w:pPr>
         <w:pStyle w:val="Heading3"/>
@@ -8331,9 +8307,9 @@
         </w:pict>
       </w:r>
     </w:p>
-    <w:bookmarkEnd w:id="62"/>
-    <w:bookmarkEnd w:id="63"/>
-    <w:bookmarkStart w:id="66" w:name="X33ece68049be0ef5a4930bc9521b14c7c632bcf"/>
+    <w:bookmarkEnd w:id="51"/>
+    <w:bookmarkEnd w:id="52"/>
+    <w:bookmarkStart w:id="55" w:name="X33ece68049be0ef5a4930bc9521b14c7c632bcf"/>
     <w:p>
       <w:pPr>
         <w:pStyle w:val="Heading2"/>
@@ -8342,7 +8318,7 @@
         <w:t xml:space="preserve">11. Confiance basse (&lt; 30%) : échec</w:t>
       </w:r>
     </w:p>
-    <w:bookmarkStart w:id="64" w:name="X24e8650c743d8cc9a461e22d24b3f88aa435a17"/>
+    <w:bookmarkStart w:id="53" w:name="X24e8650c743d8cc9a461e22d24b3f88aa435a17"/>
     <w:p>
       <w:pPr>
         <w:pStyle w:val="Heading3"/>
@@ -8375,8 +8351,8 @@
         <w:t xml:space="preserve">L'utilisateur est invité à utiliser d'autres méthodes</w:t>
       </w:r>
     </w:p>
-    <w:bookmarkEnd w:id="64"/>
-    <w:bookmarkStart w:id="65" w:name="Xd81dfb6c0f57843dc0357e3d8a3aedb66fd65a4"/>
+    <w:bookmarkEnd w:id="53"/>
+    <w:bookmarkStart w:id="54" w:name="Xd81dfb6c0f57843dc0357e3d8a3aedb66fd65a4"/>
     <w:p>
       <w:pPr>
         <w:pStyle w:val="Heading3"/>
@@ -8463,9 +8439,9 @@
         </w:pict>
       </w:r>
     </w:p>
-    <w:bookmarkEnd w:id="65"/>
-    <w:bookmarkEnd w:id="66"/>
-    <w:bookmarkStart w:id="71" w:name="Xc2bc214fcd427ffed737cfaa8e9325841e0e12f"/>
+    <w:bookmarkEnd w:id="54"/>
+    <w:bookmarkEnd w:id="55"/>
+    <w:bookmarkStart w:id="60" w:name="Xc2bc214fcd427ffed737cfaa8e9325841e0e12f"/>
     <w:p>
       <w:pPr>
         <w:pStyle w:val="Heading2"/>
@@ -8474,7 +8450,7 @@
         <w:t xml:space="preserve">12. Endpoint : désambiguïsation</w:t>
       </w:r>
     </w:p>
-    <w:bookmarkStart w:id="67" w:name="Xfc7f9f73950e927c8890bbbee7249bd6356c36a"/>
+    <w:bookmarkStart w:id="56" w:name="Xfc7f9f73950e927c8890bbbee7249bd6356c36a"/>
     <w:p>
       <w:pPr>
         <w:pStyle w:val="Heading3"/>
@@ -8512,8 +8488,8 @@
         <w:t xml:space="preserve">Content-Type: application/json</w:t>
       </w:r>
     </w:p>
-    <w:bookmarkEnd w:id="67"/>
-    <w:bookmarkStart w:id="68" w:name="X2bd7825731f9616a12442bc8422c381bb08035f"/>
+    <w:bookmarkEnd w:id="56"/>
+    <w:bookmarkStart w:id="57" w:name="X2bd7825731f9616a12442bc8422c381bb08035f"/>
     <w:p>
       <w:pPr>
         <w:pStyle w:val="Heading3"/>
@@ -8774,8 +8750,8 @@
         </w:tc>
       </w:tr>
     </w:tbl>
-    <w:bookmarkEnd w:id="68"/>
-    <w:bookmarkStart w:id="69" w:name="X213471c8d72eeddd27795980332f32128d49808"/>
+    <w:bookmarkEnd w:id="57"/>
+    <w:bookmarkStart w:id="58" w:name="X213471c8d72eeddd27795980332f32128d49808"/>
     <w:p>
       <w:pPr>
         <w:pStyle w:val="Heading3"/>
@@ -9593,8 +9569,8 @@
         <w:t xml:space="preserve">}</w:t>
       </w:r>
     </w:p>
-    <w:bookmarkEnd w:id="69"/>
-    <w:bookmarkStart w:id="70" w:name="X7e9a2ef09fc0bfe20a8624df4b54920ab81ec90"/>
+    <w:bookmarkEnd w:id="58"/>
+    <w:bookmarkStart w:id="59" w:name="X7e9a2ef09fc0bfe20a8624df4b54920ab81ec90"/>
     <w:p>
       <w:pPr>
         <w:pStyle w:val="Heading3"/>
@@ -10014,9 +9990,9 @@
         </w:pict>
       </w:r>
     </w:p>
-    <w:bookmarkEnd w:id="70"/>
-    <w:bookmarkEnd w:id="71"/>
-    <w:bookmarkStart w:id="75" w:name="Xf91a2511856206b895a9e6b62dfca6c8ae616a4"/>
+    <w:bookmarkEnd w:id="59"/>
+    <w:bookmarkEnd w:id="60"/>
+    <w:bookmarkStart w:id="64" w:name="Xf91a2511856206b895a9e6b62dfca6c8ae616a4"/>
     <w:p>
       <w:pPr>
         <w:pStyle w:val="Heading2"/>
@@ -10025,7 +10001,7 @@
         <w:t xml:space="preserve">13. Correspondance catalogue (matching)</w:t>
       </w:r>
     </w:p>
-    <w:bookmarkStart w:id="72" w:name="Xb04a59acef4c8768f0adc639c52a1d6fa6a94ed"/>
+    <w:bookmarkStart w:id="61" w:name="Xb04a59acef4c8768f0adc639c52a1d6fa6a94ed"/>
     <w:p>
       <w:pPr>
         <w:pStyle w:val="Heading3"/>
@@ -10170,8 +10146,8 @@
         </w:tc>
       </w:tr>
     </w:tbl>
-    <w:bookmarkEnd w:id="72"/>
-    <w:bookmarkStart w:id="73" w:name="X290b0d0cd59c024ba204399e684449ec8c96689"/>
+    <w:bookmarkEnd w:id="61"/>
+    <w:bookmarkStart w:id="62" w:name="X290b0d0cd59c024ba204399e684449ec8c96689"/>
     <w:p>
       <w:pPr>
         <w:pStyle w:val="Heading3"/>
@@ -10335,8 +10311,8 @@
         </w:tc>
       </w:tr>
     </w:tbl>
-    <w:bookmarkEnd w:id="73"/>
-    <w:bookmarkStart w:id="74" w:name="Xb19c6e2c6c117c4b35fadf9fa665f14fe178daa"/>
+    <w:bookmarkEnd w:id="62"/>
+    <w:bookmarkStart w:id="63" w:name="Xb19c6e2c6c117c4b35fadf9fa665f14fe178daa"/>
     <w:p>
       <w:pPr>
         <w:pStyle w:val="Heading3"/>
@@ -10741,9 +10717,9 @@
         </w:pict>
       </w:r>
     </w:p>
-    <w:bookmarkEnd w:id="74"/>
-    <w:bookmarkEnd w:id="75"/>
-    <w:bookmarkStart w:id="82" w:name="X1c2f4e8508a484b31ac1d60fab5baa9b5ad5707"/>
+    <w:bookmarkEnd w:id="63"/>
+    <w:bookmarkEnd w:id="64"/>
+    <w:bookmarkStart w:id="71" w:name="X1c2f4e8508a484b31ac1d60fab5baa9b5ad5707"/>
     <w:p>
       <w:pPr>
         <w:pStyle w:val="Heading2"/>
@@ -10752,7 +10728,7 @@
         <w:t xml:space="preserve">14. Décodage VIN (NHTSA VPIC)</w:t>
       </w:r>
     </w:p>
-    <w:bookmarkStart w:id="76" w:name="X5406a4ce22a6f3dd589cc93d1ed8ddc93db1c25"/>
+    <w:bookmarkStart w:id="65" w:name="X5406a4ce22a6f3dd589cc93d1ed8ddc93db1c25"/>
     <w:p>
       <w:pPr>
         <w:pStyle w:val="Heading3"/>
@@ -10790,8 +10766,8 @@
         <w:t xml:space="preserve">Content-Type: application/json</w:t>
       </w:r>
     </w:p>
-    <w:bookmarkEnd w:id="76"/>
-    <w:bookmarkStart w:id="77" w:name="X9110316bd98c04b2abf972602d1189300833f07"/>
+    <w:bookmarkEnd w:id="65"/>
+    <w:bookmarkStart w:id="66" w:name="X9110316bd98c04b2abf972602d1189300833f07"/>
     <w:p>
       <w:pPr>
         <w:pStyle w:val="Heading3"/>
@@ -11051,8 +11027,8 @@
         <w:t xml:space="preserve">Les lettres I, O et Q sont exclues du format VIN (confusion avec 1, 0 et 9).</w:t>
       </w:r>
     </w:p>
-    <w:bookmarkEnd w:id="77"/>
-    <w:bookmarkStart w:id="78" w:name="X641f83fa2c3c43691a3c5130d9f93f2fecc7094"/>
+    <w:bookmarkEnd w:id="66"/>
+    <w:bookmarkStart w:id="67" w:name="X641f83fa2c3c43691a3c5130d9f93f2fecc7094"/>
     <w:p>
       <w:pPr>
         <w:pStyle w:val="Heading3"/>
@@ -11230,8 +11206,8 @@
         </w:tc>
       </w:tr>
     </w:tbl>
-    <w:bookmarkEnd w:id="78"/>
-    <w:bookmarkStart w:id="79" w:name="X9bcd61fd907f9547dccce400e3c606df2017487"/>
+    <w:bookmarkEnd w:id="67"/>
+    <w:bookmarkStart w:id="68" w:name="X9bcd61fd907f9547dccce400e3c606df2017487"/>
     <w:p>
       <w:pPr>
         <w:pStyle w:val="Heading3"/>
@@ -12160,8 +12136,8 @@
         <w:t xml:space="preserve">}</w:t>
       </w:r>
     </w:p>
-    <w:bookmarkEnd w:id="79"/>
-    <w:bookmarkStart w:id="80" w:name="X29265728326cbe0f5ea67ab86cca6953cba05e4"/>
+    <w:bookmarkEnd w:id="68"/>
+    <w:bookmarkStart w:id="69" w:name="X29265728326cbe0f5ea67ab86cca6953cba05e4"/>
     <w:p>
       <w:pPr>
         <w:pStyle w:val="Heading3"/>
@@ -12379,8 +12355,8 @@
         <w:t xml:space="preserve">}</w:t>
       </w:r>
     </w:p>
-    <w:bookmarkEnd w:id="80"/>
-    <w:bookmarkStart w:id="81" w:name="Xff84954dada597b4e8798ffe42680c76c4c8997"/>
+    <w:bookmarkEnd w:id="69"/>
+    <w:bookmarkStart w:id="70" w:name="Xff84954dada597b4e8798ffe42680c76c4c8997"/>
     <w:p>
       <w:pPr>
         <w:pStyle w:val="Heading3"/>
@@ -12515,9 +12491,9 @@
         </w:pict>
       </w:r>
     </w:p>
-    <w:bookmarkEnd w:id="81"/>
-    <w:bookmarkEnd w:id="82"/>
-    <w:bookmarkStart w:id="88" w:name="Xc3a0f04a334fa7dccddd4684c1d84d5c5aeb449"/>
+    <w:bookmarkEnd w:id="70"/>
+    <w:bookmarkEnd w:id="71"/>
+    <w:bookmarkStart w:id="77" w:name="Xc3a0f04a334fa7dccddd4684c1d84d5c5aeb449"/>
     <w:p>
       <w:pPr>
         <w:pStyle w:val="Heading2"/>
@@ -12526,7 +12502,7 @@
         <w:t xml:space="preserve">15. Recherche textuelle et synonymes</w:t>
       </w:r>
     </w:p>
-    <w:bookmarkStart w:id="83" w:name="X3e7218270dd48276f1bfbc7871803c6a9346a3e"/>
+    <w:bookmarkStart w:id="72" w:name="X3e7218270dd48276f1bfbc7871803c6a9346a3e"/>
     <w:p>
       <w:pPr>
         <w:pStyle w:val="Heading3"/>
@@ -12555,8 +12531,8 @@
         <w:t xml:space="preserve">Auth: Aucune (endpoint public)</w:t>
       </w:r>
     </w:p>
-    <w:bookmarkEnd w:id="83"/>
-    <w:bookmarkStart w:id="84" w:name="X30a19b9d44643ef0c2607496fd7438f3956e7ce"/>
+    <w:bookmarkEnd w:id="72"/>
+    <w:bookmarkStart w:id="73" w:name="X30a19b9d44643ef0c2607496fd7438f3956e7ce"/>
     <w:p>
       <w:pPr>
         <w:pStyle w:val="Heading3"/>
@@ -12636,8 +12612,8 @@
         <w:t xml:space="preserve">}</w:t>
       </w:r>
     </w:p>
-    <w:bookmarkEnd w:id="84"/>
-    <w:bookmarkStart w:id="85" w:name="Xb8775f8d415c969ef1b50692363dae1d5beb670"/>
+    <w:bookmarkEnd w:id="73"/>
+    <w:bookmarkStart w:id="74" w:name="Xb8775f8d415c969ef1b50692363dae1d5beb670"/>
     <w:p>
       <w:pPr>
         <w:pStyle w:val="Heading3"/>
@@ -12725,8 +12701,8 @@
         <w:t xml:space="preserve">Requête corrigée : "filtre a huile"</w:t>
       </w:r>
     </w:p>
-    <w:bookmarkEnd w:id="85"/>
-    <w:bookmarkStart w:id="86" w:name="Xdb38386d68006d36ccbe26ad9abf40ca2cce188"/>
+    <w:bookmarkEnd w:id="74"/>
+    <w:bookmarkStart w:id="75" w:name="Xdb38386d68006d36ccbe26ad9abf40ca2cce188"/>
     <w:p>
       <w:pPr>
         <w:pStyle w:val="Heading3"/>
@@ -12889,8 +12865,8 @@
         </w:tc>
       </w:tr>
     </w:tbl>
-    <w:bookmarkEnd w:id="86"/>
-    <w:bookmarkStart w:id="87" w:name="Xcb78a80b9178366c4bcd26d4e9099d4afc24633"/>
+    <w:bookmarkEnd w:id="75"/>
+    <w:bookmarkStart w:id="76" w:name="Xcb78a80b9178366c4bcd26d4e9099d4afc24633"/>
     <w:p>
       <w:pPr>
         <w:pStyle w:val="Heading3"/>
@@ -13214,9 +13190,9 @@
         </w:pict>
       </w:r>
     </w:p>
-    <w:bookmarkEnd w:id="87"/>
-    <w:bookmarkEnd w:id="88"/>
-    <w:bookmarkStart w:id="92" w:name="X49389a4f9f8426212d413f0f2159f7175ab54c5"/>
+    <w:bookmarkEnd w:id="76"/>
+    <w:bookmarkEnd w:id="77"/>
+    <w:bookmarkStart w:id="81" w:name="X49389a4f9f8426212d413f0f2159f7175ab54c5"/>
     <w:p>
       <w:pPr>
         <w:pStyle w:val="Heading2"/>
@@ -13225,7 +13201,7 @@
         <w:t xml:space="preserve">16. Navigation par marque / modèle / année</w:t>
       </w:r>
     </w:p>
-    <w:bookmarkStart w:id="89" w:name="X0fe5d22901a4681d5ec0f93bcc912327147440a"/>
+    <w:bookmarkStart w:id="78" w:name="X0fe5d22901a4681d5ec0f93bcc912327147440a"/>
     <w:p>
       <w:pPr>
         <w:pStyle w:val="Heading3"/>
@@ -13272,8 +13248,8 @@
         <w:t xml:space="preserve">GET /api/v1/browse/parts?brand=X&amp;model=Y&amp;year=Z        → Pièces compatibles</w:t>
       </w:r>
     </w:p>
-    <w:bookmarkEnd w:id="89"/>
-    <w:bookmarkStart w:id="90" w:name="Xa1aa1ecc6c2fbd34d7951deada36738c679cc27"/>
+    <w:bookmarkEnd w:id="78"/>
+    <w:bookmarkStart w:id="79" w:name="Xa1aa1ecc6c2fbd34d7951deada36738c679cc27"/>
     <w:p>
       <w:pPr>
         <w:pStyle w:val="Heading3"/>
@@ -13664,8 +13640,8 @@
         </w:tc>
       </w:tr>
     </w:tbl>
-    <w:bookmarkEnd w:id="90"/>
-    <w:bookmarkStart w:id="91" w:name="X3874de4998c96e2323882eddd59c4ebca1f06ab"/>
+    <w:bookmarkEnd w:id="79"/>
+    <w:bookmarkStart w:id="80" w:name="X3874de4998c96e2323882eddd59c4ebca1f06ab"/>
     <w:p>
       <w:pPr>
         <w:pStyle w:val="Heading3"/>
@@ -14136,9 +14112,9 @@
         </w:pict>
       </w:r>
     </w:p>
-    <w:bookmarkEnd w:id="91"/>
-    <w:bookmarkEnd w:id="92"/>
-    <w:bookmarkStart w:id="95" w:name="X803572518cd7e1fac1b0a14b7ebc91de50c76a6"/>
+    <w:bookmarkEnd w:id="80"/>
+    <w:bookmarkEnd w:id="81"/>
+    <w:bookmarkStart w:id="84" w:name="X803572518cd7e1fac1b0a14b7ebc91de50c76a6"/>
     <w:p>
       <w:pPr>
         <w:pStyle w:val="Heading2"/>
@@ -14147,7 +14123,7 @@
         <w:t xml:space="preserve">17. Catégories de pièces</w:t>
       </w:r>
     </w:p>
-    <w:bookmarkStart w:id="93" w:name="Xd7c823759fdb28dc34af56130971c70e423a2bd"/>
+    <w:bookmarkStart w:id="82" w:name="Xd7c823759fdb28dc34af56130971c70e423a2bd"/>
     <w:p>
       <w:pPr>
         <w:pStyle w:val="Heading3"/>
@@ -14482,8 +14458,8 @@
         </w:tc>
       </w:tr>
     </w:tbl>
-    <w:bookmarkEnd w:id="93"/>
-    <w:bookmarkStart w:id="94" w:name="Xbfbc748898b29afe4d51e803a70f0987dd1a2e2"/>
+    <w:bookmarkEnd w:id="82"/>
+    <w:bookmarkStart w:id="83" w:name="Xbfbc748898b29afe4d51e803a70f0987dd1a2e2"/>
     <w:p>
       <w:pPr>
         <w:pStyle w:val="Heading3"/>
@@ -14519,9 +14495,9 @@
         </w:pict>
       </w:r>
     </w:p>
-    <w:bookmarkEnd w:id="94"/>
-    <w:bookmarkEnd w:id="95"/>
-    <w:bookmarkStart w:id="100" w:name="X118150de740a5d05b1b9ea5fe236c1cdb463d87"/>
+    <w:bookmarkEnd w:id="83"/>
+    <w:bookmarkEnd w:id="84"/>
+    <w:bookmarkStart w:id="89" w:name="X118150de740a5d05b1b9ea5fe236c1cdb463d87"/>
     <w:p>
       <w:pPr>
         <w:pStyle w:val="Heading2"/>
@@ -14530,7 +14506,7 @@
         <w:t xml:space="preserve">18. Compatibilité véhicule</w:t>
       </w:r>
     </w:p>
-    <w:bookmarkStart w:id="96" w:name="X441da2120b3d120958a6a9e19085d909776fab3"/>
+    <w:bookmarkStart w:id="85" w:name="X441da2120b3d120958a6a9e19085d909776fab3"/>
     <w:p>
       <w:pPr>
         <w:pStyle w:val="Heading3"/>
@@ -14622,8 +14598,8 @@
         <w:t xml:space="preserve">}</w:t>
       </w:r>
     </w:p>
-    <w:bookmarkEnd w:id="96"/>
-    <w:bookmarkStart w:id="97" w:name="Xc04467c6ddfe04d175512d1353fae8322114a21"/>
+    <w:bookmarkEnd w:id="85"/>
+    <w:bookmarkStart w:id="86" w:name="Xc04467c6ddfe04d175512d1353fae8322114a21"/>
     <w:p>
       <w:pPr>
         <w:pStyle w:val="Heading3"/>
@@ -14742,8 +14718,8 @@
         </w:tc>
       </w:tr>
     </w:tbl>
-    <w:bookmarkEnd w:id="97"/>
-    <w:bookmarkStart w:id="98" w:name="Xe114332d4965768eebbc4d910440fcbcb8344d2"/>
+    <w:bookmarkEnd w:id="86"/>
+    <w:bookmarkStart w:id="87" w:name="Xe114332d4965768eebbc4d910440fcbcb8344d2"/>
     <w:p>
       <w:pPr>
         <w:pStyle w:val="Heading3"/>
@@ -14775,8 +14751,8 @@
         <w:t xml:space="preserve">(insensible casse) sur la concaténation marque + modèle + année.</w:t>
       </w:r>
     </w:p>
-    <w:bookmarkEnd w:id="98"/>
-    <w:bookmarkStart w:id="99" w:name="X69c5efb3ec73499ce47b9a3a7b166f581090263"/>
+    <w:bookmarkEnd w:id="87"/>
+    <w:bookmarkStart w:id="88" w:name="X69c5efb3ec73499ce47b9a3a7b166f581090263"/>
     <w:p>
       <w:pPr>
         <w:pStyle w:val="Heading3"/>
@@ -14882,9 +14858,9 @@
         </w:pict>
       </w:r>
     </w:p>
-    <w:bookmarkEnd w:id="99"/>
-    <w:bookmarkEnd w:id="100"/>
-    <w:bookmarkStart w:id="105" w:name="X27540ccd90c4f3af830b9e82057002184e38a35"/>
+    <w:bookmarkEnd w:id="88"/>
+    <w:bookmarkEnd w:id="89"/>
+    <w:bookmarkStart w:id="94" w:name="X27540ccd90c4f3af830b9e82057002184e38a35"/>
     <w:p>
       <w:pPr>
         <w:pStyle w:val="Heading2"/>
@@ -14893,7 +14869,7 @@
         <w:t xml:space="preserve">19. Traitement d'images asynchrone (queue)</w:t>
       </w:r>
     </w:p>
-    <w:bookmarkStart w:id="101" w:name="X1a2ab7a00149eb34d85a77ce72a06dcd922c5d9"/>
+    <w:bookmarkStart w:id="90" w:name="X1a2ab7a00149eb34d85a77ce72a06dcd922c5d9"/>
     <w:p>
       <w:pPr>
         <w:pStyle w:val="Heading3"/>
@@ -15020,8 +14996,8 @@
         <w:t xml:space="preserve">              └─► Pré-remplissage CatalogItem</w:t>
       </w:r>
     </w:p>
-    <w:bookmarkEnd w:id="101"/>
-    <w:bookmarkStart w:id="102" w:name="X972fc82644c36a787bb0908edacd64de653bb45"/>
+    <w:bookmarkEnd w:id="90"/>
+    <w:bookmarkStart w:id="91" w:name="X972fc82644c36a787bb0908edacd64de653bb45"/>
     <w:p>
       <w:pPr>
         <w:pStyle w:val="Heading3"/>
@@ -15188,8 +15164,8 @@
         <w:t xml:space="preserve">;</w:t>
       </w:r>
     </w:p>
-    <w:bookmarkEnd w:id="102"/>
-    <w:bookmarkStart w:id="103" w:name="Xee662b3f6d13ce5295e9873e4ad8d01a11d0afe"/>
+    <w:bookmarkEnd w:id="91"/>
+    <w:bookmarkStart w:id="92" w:name="Xee662b3f6d13ce5295e9873e4ad8d01a11d0afe"/>
     <w:p>
       <w:pPr>
         <w:pStyle w:val="Heading3"/>
@@ -15379,8 +15355,8 @@
         </w:tc>
       </w:tr>
     </w:tbl>
-    <w:bookmarkEnd w:id="103"/>
-    <w:bookmarkStart w:id="104" w:name="X51b32412db176bcdd254c44fd0dfe43094b4443"/>
+    <w:bookmarkEnd w:id="92"/>
+    <w:bookmarkStart w:id="93" w:name="X51b32412db176bcdd254c44fd0dfe43094b4443"/>
     <w:p>
       <w:pPr>
         <w:pStyle w:val="Heading3"/>
@@ -15449,9 +15425,9 @@
         </w:pict>
       </w:r>
     </w:p>
-    <w:bookmarkEnd w:id="104"/>
-    <w:bookmarkEnd w:id="105"/>
-    <w:bookmarkStart w:id="110" w:name="X8cff87ea0677c962b69d63247733bbde9fd5864"/>
+    <w:bookmarkEnd w:id="93"/>
+    <w:bookmarkEnd w:id="94"/>
+    <w:bookmarkStart w:id="99" w:name="X8cff87ea0677c962b69d63247733bbde9fd5864"/>
     <w:p>
       <w:pPr>
         <w:pStyle w:val="Heading2"/>
@@ -15460,7 +15436,7 @@
         <w:t xml:space="preserve">20. Variantes d'images et qualité</w:t>
       </w:r>
     </w:p>
-    <w:bookmarkStart w:id="106" w:name="Xf1a008bc3ab1f45f87319aee65614e01e0a24d7"/>
+    <w:bookmarkStart w:id="95" w:name="Xf1a008bc3ab1f45f87319aee65614e01e0a24d7"/>
     <w:p>
       <w:pPr>
         <w:pStyle w:val="Heading3"/>
@@ -15695,8 +15671,8 @@
         </w:tc>
       </w:tr>
     </w:tbl>
-    <w:bookmarkEnd w:id="106"/>
-    <w:bookmarkStart w:id="107" w:name="Xd24bacf01eae600b321859eb4afc63c56f046f7"/>
+    <w:bookmarkEnd w:id="95"/>
+    <w:bookmarkStart w:id="96" w:name="Xd24bacf01eae600b321859eb4afc63c56f046f7"/>
     <w:p>
       <w:pPr>
         <w:pStyle w:val="Heading3"/>
@@ -16001,8 +15977,8 @@
         <w:t xml:space="preserve">;</w:t>
       </w:r>
     </w:p>
-    <w:bookmarkEnd w:id="107"/>
-    <w:bookmarkStart w:id="108" w:name="X2a3097fe81329adafe76d06fa54482c0d9d6503"/>
+    <w:bookmarkEnd w:id="96"/>
+    <w:bookmarkStart w:id="97" w:name="X2a3097fe81329adafe76d06fa54482c0d9d6503"/>
     <w:p>
       <w:pPr>
         <w:pStyle w:val="Heading3"/>
@@ -16058,8 +16034,8 @@
         <w:t xml:space="preserve">catalog/{vendorId}/{timestamp}_{filename}_large.webp  ← 1200px</w:t>
       </w:r>
     </w:p>
-    <w:bookmarkEnd w:id="108"/>
-    <w:bookmarkStart w:id="109" w:name="X6fe5654866395be909b2b3661a5f0f2430a80ed"/>
+    <w:bookmarkEnd w:id="97"/>
+    <w:bookmarkStart w:id="98" w:name="X6fe5654866395be909b2b3661a5f0f2430a80ed"/>
     <w:p>
       <w:pPr>
         <w:pStyle w:val="Heading3"/>
@@ -16368,9 +16344,9 @@
         </w:pict>
       </w:r>
     </w:p>
-    <w:bookmarkEnd w:id="109"/>
-    <w:bookmarkEnd w:id="110"/>
-    <w:bookmarkStart w:id="115" w:name="Xbf906fae217897c3cc9827db5f7a25539db4fd0"/>
+    <w:bookmarkEnd w:id="98"/>
+    <w:bookmarkEnd w:id="99"/>
+    <w:bookmarkStart w:id="104" w:name="Xbf906fae217897c3cc9827db5f7a25539db4fd0"/>
     <w:p>
       <w:pPr>
         <w:pStyle w:val="Heading2"/>
@@ -16379,7 +16355,7 @@
         <w:t xml:space="preserve">21. Évaluation de qualité photo</w:t>
       </w:r>
     </w:p>
-    <w:bookmarkStart w:id="111" w:name="X537e719e6645eb519dc043bb920c147369a5865"/>
+    <w:bookmarkStart w:id="100" w:name="X537e719e6645eb519dc043bb920c147369a5865"/>
     <w:p>
       <w:pPr>
         <w:pStyle w:val="Heading3"/>
@@ -16507,8 +16483,8 @@
         <w:t xml:space="preserve">}</w:t>
       </w:r>
     </w:p>
-    <w:bookmarkEnd w:id="111"/>
-    <w:bookmarkStart w:id="112" w:name="Xa0ea117180c461dcc79fd7780281226e0ba3c92"/>
+    <w:bookmarkEnd w:id="100"/>
+    <w:bookmarkStart w:id="101" w:name="Xa0ea117180c461dcc79fd7780281226e0ba3c92"/>
     <w:p>
       <w:pPr>
         <w:pStyle w:val="Heading3"/>
@@ -16707,8 +16683,8 @@
         </w:tc>
       </w:tr>
     </w:tbl>
-    <w:bookmarkEnd w:id="112"/>
-    <w:bookmarkStart w:id="113" w:name="X39de613bdf45cade7fbda8ac40413dd9ed3531d"/>
+    <w:bookmarkEnd w:id="101"/>
+    <w:bookmarkStart w:id="102" w:name="X39de613bdf45cade7fbda8ac40413dd9ed3531d"/>
     <w:p>
       <w:pPr>
         <w:pStyle w:val="Heading3"/>
@@ -16806,8 +16782,8 @@
         <w:t xml:space="preserve">3+ problèmes → score 0.0 (rejet recommandé)</w:t>
       </w:r>
     </w:p>
-    <w:bookmarkEnd w:id="113"/>
-    <w:bookmarkStart w:id="114" w:name="X351ca0bcf9df2f11747b83ea75b23a86cf63a52"/>
+    <w:bookmarkEnd w:id="102"/>
+    <w:bookmarkStart w:id="103" w:name="X351ca0bcf9df2f11747b83ea75b23a86cf63a52"/>
     <w:p>
       <w:pPr>
         <w:pStyle w:val="Heading3"/>
@@ -16844,9 +16820,9 @@
         </w:pict>
       </w:r>
     </w:p>
-    <w:bookmarkEnd w:id="114"/>
-    <w:bookmarkEnd w:id="115"/>
-    <w:bookmarkStart w:id="120" w:name="Xac8a1251beea1622c854f173af8d8cbf48664e6"/>
+    <w:bookmarkEnd w:id="103"/>
+    <w:bookmarkEnd w:id="104"/>
+    <w:bookmarkStart w:id="109" w:name="Xac8a1251beea1622c854f173af8d8cbf48664e6"/>
     <w:p>
       <w:pPr>
         <w:pStyle w:val="Heading2"/>
@@ -16855,7 +16831,7 @@
         <w:t xml:space="preserve">22. Job CATALOG_AI_IDENTIFY</w:t>
       </w:r>
     </w:p>
-    <w:bookmarkStart w:id="116" w:name="X5a1835c0accabd34e80a03e1a43251b763aba6d"/>
+    <w:bookmarkStart w:id="105" w:name="X5a1835c0accabd34e80a03e1a43251b763aba6d"/>
     <w:p>
       <w:pPr>
         <w:pStyle w:val="Heading3"/>
@@ -16872,8 +16848,8 @@
         <w:t xml:space="preserve">Créé automatiquement quand un vendeur upload une photo dans le catalogue.</w:t>
       </w:r>
     </w:p>
-    <w:bookmarkEnd w:id="116"/>
-    <w:bookmarkStart w:id="117" w:name="Xf3a4cdea115eddc1e184fc7bd55722b12de686c"/>
+    <w:bookmarkEnd w:id="105"/>
+    <w:bookmarkStart w:id="106" w:name="Xf3a4cdea115eddc1e184fc7bd55722b12de686c"/>
     <w:p>
       <w:pPr>
         <w:pStyle w:val="Heading3"/>
@@ -16965,8 +16941,8 @@
         <w:t xml:space="preserve">     → Le vendeur doit remplir manuellement</w:t>
       </w:r>
     </w:p>
-    <w:bookmarkEnd w:id="117"/>
-    <w:bookmarkStart w:id="118" w:name="Xb765f5592bdb7959e658be98fc8256522ce8eb1"/>
+    <w:bookmarkEnd w:id="106"/>
+    <w:bookmarkStart w:id="107" w:name="Xb765f5592bdb7959e658be98fc8256522ce8eb1"/>
     <w:p>
       <w:pPr>
         <w:pStyle w:val="Heading3"/>
@@ -17373,8 +17349,8 @@
         <w:t xml:space="preserve">;</w:t>
       </w:r>
     </w:p>
-    <w:bookmarkEnd w:id="118"/>
-    <w:bookmarkStart w:id="119" w:name="X371f14e64c3c7081a7da24902855d014cd5264c"/>
+    <w:bookmarkEnd w:id="107"/>
+    <w:bookmarkStart w:id="108" w:name="X371f14e64c3c7081a7da24902855d014cd5264c"/>
     <w:p>
       <w:pPr>
         <w:pStyle w:val="Heading3"/>
@@ -17536,9 +17512,9 @@
         </w:pict>
       </w:r>
     </w:p>
-    <w:bookmarkEnd w:id="119"/>
-    <w:bookmarkEnd w:id="120"/>
-    <w:bookmarkStart w:id="124" w:name="Xf21ecbf8f3cd1b454de7b7002a617907cf85996"/>
+    <w:bookmarkEnd w:id="108"/>
+    <w:bookmarkEnd w:id="109"/>
+    <w:bookmarkStart w:id="113" w:name="Xf21ecbf8f3cd1b454de7b7002a617907cf85996"/>
     <w:p>
       <w:pPr>
         <w:pStyle w:val="Heading2"/>
@@ -17547,7 +17523,7 @@
         <w:t xml:space="preserve">23. Stockage R2 (Cloudflare)</w:t>
       </w:r>
     </w:p>
-    <w:bookmarkStart w:id="121" w:name="Xe04c09bf2724c2423739859d758972bb1a61c52"/>
+    <w:bookmarkStart w:id="110" w:name="Xe04c09bf2724c2423739859d758972bb1a61c52"/>
     <w:p>
       <w:pPr>
         <w:pStyle w:val="Heading3"/>
@@ -17846,8 +17822,8 @@
         <w:t xml:space="preserve">&gt;</w:t>
       </w:r>
     </w:p>
-    <w:bookmarkEnd w:id="121"/>
-    <w:bookmarkStart w:id="122" w:name="Xafc7d1d382bbd5c0102f811ff7ff06e04a9efdc"/>
+    <w:bookmarkEnd w:id="110"/>
+    <w:bookmarkStart w:id="111" w:name="Xafc7d1d382bbd5c0102f811ff7ff06e04a9efdc"/>
     <w:p>
       <w:pPr>
         <w:pStyle w:val="Heading3"/>
@@ -17867,8 +17843,8 @@
         <w:t xml:space="preserve">catalog/{vendorId}/{timestamp}_{filename}.{ext}</w:t>
       </w:r>
     </w:p>
-    <w:bookmarkEnd w:id="122"/>
-    <w:bookmarkStart w:id="123" w:name="Xcc814c7e6b5d8fdfd220591bc202c39daa50123"/>
+    <w:bookmarkEnd w:id="111"/>
+    <w:bookmarkStart w:id="112" w:name="Xcc814c7e6b5d8fdfd220591bc202c39daa50123"/>
     <w:p>
       <w:pPr>
         <w:pStyle w:val="Heading3"/>
@@ -17895,9 +17871,9 @@
         </w:pict>
       </w:r>
     </w:p>
-    <w:bookmarkEnd w:id="123"/>
-    <w:bookmarkEnd w:id="124"/>
-    <w:bookmarkStart w:id="129" w:name="X3d0c8bfefa2918ca6be6dc8bf07d907ff441447"/>
+    <w:bookmarkEnd w:id="112"/>
+    <w:bookmarkEnd w:id="113"/>
+    <w:bookmarkStart w:id="118" w:name="X3d0c8bfefa2918ca6be6dc8bf07d907ff441447"/>
     <w:p>
       <w:pPr>
         <w:pStyle w:val="Heading2"/>
@@ -17906,7 +17882,7 @@
         <w:t xml:space="preserve">24. Upload catalogue vendeur</w:t>
       </w:r>
     </w:p>
-    <w:bookmarkStart w:id="125" w:name="X11a2921b23076767ed06826470feb992a6a888c"/>
+    <w:bookmarkStart w:id="114" w:name="X11a2921b23076767ed06826470feb992a6a888c"/>
     <w:p>
       <w:pPr>
         <w:pStyle w:val="Heading3"/>
@@ -17944,8 +17920,8 @@
         <w:t xml:space="preserve">Content-Type: multipart/form-data</w:t>
       </w:r>
     </w:p>
-    <w:bookmarkEnd w:id="125"/>
-    <w:bookmarkStart w:id="126" w:name="Xb7b849dd64a4c164a2e070f8183d41806ed01a6"/>
+    <w:bookmarkEnd w:id="114"/>
+    <w:bookmarkStart w:id="115" w:name="Xb7b849dd64a4c164a2e070f8183d41806ed01a6"/>
     <w:p>
       <w:pPr>
         <w:pStyle w:val="Heading3"/>
@@ -18019,8 +17995,8 @@
         <w:t xml:space="preserve">7. Retourner le CatalogItem (id, imageOriginalUrl)</w:t>
       </w:r>
     </w:p>
-    <w:bookmarkEnd w:id="126"/>
-    <w:bookmarkStart w:id="127" w:name="X14b2979d1af6947107e236ab7d49a03b32d6eea"/>
+    <w:bookmarkEnd w:id="115"/>
+    <w:bookmarkStart w:id="116" w:name="X14b2979d1af6947107e236ab7d49a03b32d6eea"/>
     <w:p>
       <w:pPr>
         <w:pStyle w:val="Heading3"/>
@@ -18058,8 +18034,8 @@
         <w:t xml:space="preserve">                └──► Stock toggle (inStock: true/false)</w:t>
       </w:r>
     </w:p>
-    <w:bookmarkEnd w:id="127"/>
-    <w:bookmarkStart w:id="128" w:name="X1dd8435d99119c4217665390a4caba5e997195b"/>
+    <w:bookmarkEnd w:id="116"/>
+    <w:bookmarkStart w:id="117" w:name="X1dd8435d99119c4217665390a4caba5e997195b"/>
     <w:p>
       <w:pPr>
         <w:pStyle w:val="Heading3"/>
@@ -18239,9 +18215,9 @@
         </w:pict>
       </w:r>
     </w:p>
-    <w:bookmarkEnd w:id="128"/>
-    <w:bookmarkEnd w:id="129"/>
-    <w:bookmarkStart w:id="133" w:name="X6ed4c8c04f4b841d5bb1ada54ec358358119a6c"/>
+    <w:bookmarkEnd w:id="117"/>
+    <w:bookmarkEnd w:id="118"/>
+    <w:bookmarkStart w:id="122" w:name="X6ed4c8c04f4b841d5bb1ada54ec358358119a6c"/>
     <w:p>
       <w:pPr>
         <w:pStyle w:val="Heading2"/>
@@ -18250,7 +18226,7 @@
         <w:t xml:space="preserve">25. Détection bait-and-switch</w:t>
       </w:r>
     </w:p>
-    <w:bookmarkStart w:id="130" w:name="X2b117be95a00ef545c6e3abb7c16e3a0bd60721"/>
+    <w:bookmarkStart w:id="119" w:name="X2b117be95a00ef545c6e3abb7c16e3a0bd60721"/>
     <w:p>
       <w:pPr>
         <w:pStyle w:val="Heading3"/>
@@ -18267,8 +18243,8 @@
         <w:t xml:space="preserve">Le système détecte les changements de prix suspects : un vendeur qui augmente significativement le prix peu de temps après la publication.</w:t>
       </w:r>
     </w:p>
-    <w:bookmarkEnd w:id="130"/>
-    <w:bookmarkStart w:id="131" w:name="X446900a816757f23c9ec62108be446a1c0694c6"/>
+    <w:bookmarkEnd w:id="119"/>
+    <w:bookmarkStart w:id="120" w:name="X446900a816757f23c9ec62108be446a1c0694c6"/>
     <w:p>
       <w:pPr>
         <w:pStyle w:val="Heading3"/>
@@ -18363,8 +18339,8 @@
         </w:tc>
       </w:tr>
     </w:tbl>
-    <w:bookmarkEnd w:id="131"/>
-    <w:bookmarkStart w:id="132" w:name="X5f0c3a49c50f187ae5aa2f2da02dd98e7e85a3e"/>
+    <w:bookmarkEnd w:id="120"/>
+    <w:bookmarkStart w:id="121" w:name="X5f0c3a49c50f187ae5aa2f2da02dd98e7e85a3e"/>
     <w:p>
       <w:pPr>
         <w:pStyle w:val="Heading3"/>
@@ -18535,9 +18511,9 @@
         </w:pict>
       </w:r>
     </w:p>
-    <w:bookmarkEnd w:id="132"/>
-    <w:bookmarkEnd w:id="133"/>
-    <w:bookmarkStart w:id="137" w:name="X092df6694a346ebd6bc1aef23869a43d0b4128e"/>
+    <w:bookmarkEnd w:id="121"/>
+    <w:bookmarkEnd w:id="122"/>
+    <w:bookmarkStart w:id="126" w:name="X092df6694a346ebd6bc1aef23869a43d0b4128e"/>
     <w:p>
       <w:pPr>
         <w:pStyle w:val="Heading2"/>
@@ -18546,7 +18522,7 @@
         <w:t xml:space="preserve">26. Intégration WhatsApp (photo par message)</w:t>
       </w:r>
     </w:p>
-    <w:bookmarkStart w:id="134" w:name="X22f5677b1889c894ef7c4bbebd52ab4a34642c4"/>
+    <w:bookmarkStart w:id="123" w:name="X22f5677b1889c894ef7c4bbebd52ab4a34642c4"/>
     <w:p>
       <w:pPr>
         <w:pStyle w:val="Heading3"/>
@@ -18742,8 +18718,8 @@
         <w:t xml:space="preserve">}</w:t>
       </w:r>
     </w:p>
-    <w:bookmarkEnd w:id="134"/>
-    <w:bookmarkStart w:id="135" w:name="X802ad2b975f371e71d00ab3497705523f7ceaff"/>
+    <w:bookmarkEnd w:id="123"/>
+    <w:bookmarkStart w:id="124" w:name="X802ad2b975f371e71d00ab3497705523f7ceaff"/>
     <w:p>
       <w:pPr>
         <w:pStyle w:val="Heading3"/>
@@ -18772,8 +18748,8 @@
         <w:t xml:space="preserve"> Vous recevrez les résultats sous peu."</w:t>
       </w:r>
     </w:p>
-    <w:bookmarkEnd w:id="135"/>
-    <w:bookmarkStart w:id="136" w:name="X98ee3985726990c8e4c43df8af4749737fb5a4b"/>
+    <w:bookmarkEnd w:id="124"/>
+    <w:bookmarkStart w:id="125" w:name="X98ee3985726990c8e4c43df8af4749737fb5a4b"/>
     <w:p>
       <w:pPr>
         <w:pStyle w:val="Heading3"/>
@@ -18962,9 +18938,9 @@
         </w:pict>
       </w:r>
     </w:p>
-    <w:bookmarkEnd w:id="136"/>
-    <w:bookmarkEnd w:id="137"/>
-    <w:bookmarkStart w:id="141" w:name="X1c64a39effc198874b96291b435313439d1b123"/>
+    <w:bookmarkEnd w:id="125"/>
+    <w:bookmarkEnd w:id="126"/>
+    <w:bookmarkStart w:id="130" w:name="X1c64a39effc198874b96291b435313439d1b123"/>
     <w:p>
       <w:pPr>
         <w:pStyle w:val="Heading2"/>
@@ -18973,7 +18949,7 @@
         <w:t xml:space="preserve">27. Rate limiting et quotas</w:t>
       </w:r>
     </w:p>
-    <w:bookmarkStart w:id="138" w:name="X87a49182ea447003d1ddf643db278d5d861890c"/>
+    <w:bookmarkStart w:id="127" w:name="X87a49182ea447003d1ddf643db278d5d861890c"/>
     <w:p>
       <w:pPr>
         <w:pStyle w:val="Heading3"/>
@@ -19140,8 +19116,8 @@
         </w:tc>
       </w:tr>
     </w:tbl>
-    <w:bookmarkEnd w:id="138"/>
-    <w:bookmarkStart w:id="139" w:name="X713168bf53979d893be291ac942e37b660692ca"/>
+    <w:bookmarkEnd w:id="127"/>
+    <w:bookmarkStart w:id="128" w:name="X713168bf53979d893be291ac942e37b660692ca"/>
     <w:p>
       <w:pPr>
         <w:pStyle w:val="Heading3"/>
@@ -19293,8 +19269,8 @@
         </w:tc>
       </w:tr>
     </w:tbl>
-    <w:bookmarkEnd w:id="139"/>
-    <w:bookmarkStart w:id="140" w:name="Xd048d595db441b6ad7b2952e92f85937b97cd79"/>
+    <w:bookmarkEnd w:id="128"/>
+    <w:bookmarkStart w:id="129" w:name="Xd048d595db441b6ad7b2952e92f85937b97cd79"/>
     <w:p>
       <w:pPr>
         <w:pStyle w:val="Heading3"/>
@@ -19396,9 +19372,9 @@
         </w:pict>
       </w:r>
     </w:p>
-    <w:bookmarkEnd w:id="140"/>
-    <w:bookmarkEnd w:id="141"/>
-    <w:bookmarkStart w:id="146" w:name="X1b3a62c92d5106a68bfb15c764fdb6e1a70f20f"/>
+    <w:bookmarkEnd w:id="129"/>
+    <w:bookmarkEnd w:id="130"/>
+    <w:bookmarkStart w:id="135" w:name="X1b3a62c92d5106a68bfb15c764fdb6e1a70f20f"/>
     <w:p>
       <w:pPr>
         <w:pStyle w:val="Heading2"/>
@@ -19407,7 +19383,7 @@
         <w:t xml:space="preserve">28. Gestion d'erreurs et fallbacks</w:t>
       </w:r>
     </w:p>
-    <w:bookmarkStart w:id="142" w:name="X7d4b10b4960beeae5cb0ee82a7d3b1ed9cd38f6"/>
+    <w:bookmarkStart w:id="131" w:name="X7d4b10b4960beeae5cb0ee82a7d3b1ed9cd38f6"/>
     <w:p>
       <w:pPr>
         <w:pStyle w:val="Heading3"/>
@@ -19427,8 +19403,8 @@
         <w:t xml:space="preserve">Photo IA → Si échec → Recherche textuelle → Si pas de résultat → Navigation véhicule → VIN decode</w:t>
       </w:r>
     </w:p>
-    <w:bookmarkEnd w:id="142"/>
-    <w:bookmarkStart w:id="143" w:name="Xcf5be0175e4cb27dcb2435e3db5714f564a452e"/>
+    <w:bookmarkEnd w:id="131"/>
+    <w:bookmarkStart w:id="132" w:name="Xcf5be0175e4cb27dcb2435e3db5714f564a452e"/>
     <w:p>
       <w:pPr>
         <w:pStyle w:val="Heading3"/>
@@ -19741,8 +19717,8 @@
         </w:tc>
       </w:tr>
     </w:tbl>
-    <w:bookmarkEnd w:id="143"/>
-    <w:bookmarkStart w:id="144" w:name="Xbf4599ac46a73386817c629a59a83007e52c102"/>
+    <w:bookmarkEnd w:id="132"/>
+    <w:bookmarkStart w:id="133" w:name="Xbf4599ac46a73386817c629a59a83007e52c102"/>
     <w:p>
       <w:pPr>
         <w:pStyle w:val="Heading3"/>
@@ -20011,8 +19987,8 @@
         </w:tc>
       </w:tr>
     </w:tbl>
-    <w:bookmarkEnd w:id="144"/>
-    <w:bookmarkStart w:id="145" w:name="X4166e5ae0a8722512ec3f524e1e3bc3e80449aa"/>
+    <w:bookmarkEnd w:id="133"/>
+    <w:bookmarkStart w:id="134" w:name="X4166e5ae0a8722512ec3f524e1e3bc3e80449aa"/>
     <w:p>
       <w:pPr>
         <w:pStyle w:val="Heading3"/>
@@ -20114,9 +20090,9 @@
         </w:pict>
       </w:r>
     </w:p>
-    <w:bookmarkEnd w:id="145"/>
-    <w:bookmarkEnd w:id="146"/>
-    <w:bookmarkStart w:id="151" w:name="Xd7d8ca9853df7c2aa1f474600f11e349767570b"/>
+    <w:bookmarkEnd w:id="134"/>
+    <w:bookmarkEnd w:id="135"/>
+    <w:bookmarkStart w:id="140" w:name="Xd7d8ca9853df7c2aa1f474600f11e349767570b"/>
     <w:p>
       <w:pPr>
         <w:pStyle w:val="Heading2"/>
@@ -20125,7 +20101,7 @@
         <w:t xml:space="preserve">29. Tests unitaires</w:t>
       </w:r>
     </w:p>
-    <w:bookmarkStart w:id="147" w:name="X9708ce24465b79c0f3c9bdd66cfa8a7cf0a8b1d"/>
+    <w:bookmarkStart w:id="136" w:name="X9708ce24465b79c0f3c9bdd66cfa8a7cf0a8b1d"/>
     <w:p>
       <w:pPr>
         <w:pStyle w:val="Heading3"/>
@@ -20328,8 +20304,8 @@
         </w:tc>
       </w:tr>
     </w:tbl>
-    <w:bookmarkEnd w:id="147"/>
-    <w:bookmarkStart w:id="148" w:name="X316de942ee53e4a542f2d50683c393cdc926f0a"/>
+    <w:bookmarkEnd w:id="136"/>
+    <w:bookmarkStart w:id="137" w:name="X316de942ee53e4a542f2d50683c393cdc926f0a"/>
     <w:p>
       <w:pPr>
         <w:pStyle w:val="Heading3"/>
@@ -20541,8 +20517,8 @@
         </w:tc>
       </w:tr>
     </w:tbl>
-    <w:bookmarkEnd w:id="148"/>
-    <w:bookmarkStart w:id="149" w:name="X6cd81cc389dcb307e4f78efd48017653876c787"/>
+    <w:bookmarkEnd w:id="137"/>
+    <w:bookmarkStart w:id="138" w:name="X6cd81cc389dcb307e4f78efd48017653876c787"/>
     <w:p>
       <w:pPr>
         <w:pStyle w:val="Heading3"/>
@@ -20739,8 +20715,8 @@
         </w:tc>
       </w:tr>
     </w:tbl>
-    <w:bookmarkEnd w:id="149"/>
-    <w:bookmarkStart w:id="150" w:name="X426b83f865d39a63263ce7fba43aa06ca3de326"/>
+    <w:bookmarkEnd w:id="138"/>
+    <w:bookmarkStart w:id="139" w:name="X426b83f865d39a63263ce7fba43aa06ca3de326"/>
     <w:p>
       <w:pPr>
         <w:pStyle w:val="Heading3"/>
@@ -20890,9 +20866,9 @@
         </w:pict>
       </w:r>
     </w:p>
-    <w:bookmarkEnd w:id="150"/>
-    <w:bookmarkEnd w:id="151"/>
-    <w:bookmarkStart w:id="157" w:name="Xb403cf4062f55b0242990a59c1d3ca31a9bbd0f"/>
+    <w:bookmarkEnd w:id="139"/>
+    <w:bookmarkEnd w:id="140"/>
+    <w:bookmarkStart w:id="146" w:name="Xb403cf4062f55b0242990a59c1d3ca31a9bbd0f"/>
     <w:p>
       <w:pPr>
         <w:pStyle w:val="Heading2"/>
@@ -20901,7 +20877,7 @@
         <w:t xml:space="preserve">30. Modèles de données Prisma</w:t>
       </w:r>
     </w:p>
-    <w:bookmarkStart w:id="152" w:name="Xdd22bdcccd75441a58fac6dbbc6ba9748f00c43"/>
+    <w:bookmarkStart w:id="141" w:name="Xdd22bdcccd75441a58fac6dbbc6ba9748f00c43"/>
     <w:p>
       <w:pPr>
         <w:pStyle w:val="Heading3"/>
@@ -21164,8 +21140,8 @@
         <w:t xml:space="preserve">}</w:t>
       </w:r>
     </w:p>
-    <w:bookmarkEnd w:id="152"/>
-    <w:bookmarkStart w:id="153" w:name="X75043ea7c3bd0d59dc96438b8afa962e2101ce4"/>
+    <w:bookmarkEnd w:id="141"/>
+    <w:bookmarkStart w:id="142" w:name="X75043ea7c3bd0d59dc96438b8afa962e2101ce4"/>
     <w:p>
       <w:pPr>
         <w:pStyle w:val="Heading3"/>
@@ -21221,8 +21197,8 @@
         <w:t xml:space="preserve">}</w:t>
       </w:r>
     </w:p>
-    <w:bookmarkEnd w:id="153"/>
-    <w:bookmarkStart w:id="154" w:name="X2f1376f4d051d36f6f6b57958e54aa58a8a5fc9"/>
+    <w:bookmarkEnd w:id="142"/>
+    <w:bookmarkStart w:id="143" w:name="X2f1376f4d051d36f6f6b57958e54aa58a8a5fc9"/>
     <w:p>
       <w:pPr>
         <w:pStyle w:val="Heading3"/>
@@ -21314,8 +21290,8 @@
         <w:t xml:space="preserve">}</w:t>
       </w:r>
     </w:p>
-    <w:bookmarkEnd w:id="154"/>
-    <w:bookmarkStart w:id="155" w:name="X51937e003bc981bb60c7b83ed024c3f869cb3b7"/>
+    <w:bookmarkEnd w:id="143"/>
+    <w:bookmarkStart w:id="144" w:name="X51937e003bc981bb60c7b83ed024c3f869cb3b7"/>
     <w:p>
       <w:pPr>
         <w:pStyle w:val="Heading3"/>
@@ -21521,8 +21497,8 @@
         <w:t xml:space="preserve">}</w:t>
       </w:r>
     </w:p>
-    <w:bookmarkEnd w:id="155"/>
-    <w:bookmarkStart w:id="156" w:name="Xd5a9c1dde617e965a8883405ff421366d3da545"/>
+    <w:bookmarkEnd w:id="144"/>
+    <w:bookmarkStart w:id="145" w:name="Xd5a9c1dde617e965a8883405ff421366d3da545"/>
     <w:p>
       <w:pPr>
         <w:pStyle w:val="Heading3"/>
@@ -21585,9 +21561,9 @@
         </w:pict>
       </w:r>
     </w:p>
-    <w:bookmarkEnd w:id="156"/>
-    <w:bookmarkEnd w:id="157"/>
-    <w:bookmarkStart w:id="161" w:name="X844b03b746c0caaa7ebafe00f6da14506018b9a"/>
+    <w:bookmarkEnd w:id="145"/>
+    <w:bookmarkEnd w:id="146"/>
+    <w:bookmarkStart w:id="150" w:name="X844b03b746c0caaa7ebafe00f6da14506018b9a"/>
     <w:p>
       <w:pPr>
         <w:pStyle w:val="Heading2"/>
@@ -21596,7 +21572,7 @@
         <w:t xml:space="preserve">31. Validation des données (Zod)</w:t>
       </w:r>
     </w:p>
-    <w:bookmarkStart w:id="158" w:name="X77aaec929979c752f1ae5fc4ffc2175ac69c089"/>
+    <w:bookmarkStart w:id="147" w:name="X77aaec929979c752f1ae5fc4ffc2175ac69c089"/>
     <w:p>
       <w:pPr>
         <w:pStyle w:val="Heading3"/>
@@ -21850,8 +21826,8 @@
         <w:t xml:space="preserve">;</w:t>
       </w:r>
     </w:p>
-    <w:bookmarkEnd w:id="158"/>
-    <w:bookmarkStart w:id="159" w:name="X1d48c78111b3a409e205d2fcd6102135411a03c"/>
+    <w:bookmarkEnd w:id="147"/>
+    <w:bookmarkStart w:id="148" w:name="X1d48c78111b3a409e205d2fcd6102135411a03c"/>
     <w:p>
       <w:pPr>
         <w:pStyle w:val="Heading3"/>
@@ -22366,8 +22342,8 @@
         <w:t xml:space="preserve">;</w:t>
       </w:r>
     </w:p>
-    <w:bookmarkEnd w:id="159"/>
-    <w:bookmarkStart w:id="160" w:name="X648930b427316f2906914de906f6a12e9efb655"/>
+    <w:bookmarkEnd w:id="148"/>
+    <w:bookmarkStart w:id="149" w:name="X648930b427316f2906914de906f6a12e9efb655"/>
     <w:p>
       <w:pPr>
         <w:pStyle w:val="Heading3"/>
@@ -22613,9 +22589,9 @@
         </w:pict>
       </w:r>
     </w:p>
-    <w:bookmarkEnd w:id="160"/>
-    <w:bookmarkEnd w:id="161"/>
-    <w:bookmarkStart w:id="164" w:name="X8dec1a20994c4f52739920939b157734eb1ada3"/>
+    <w:bookmarkEnd w:id="149"/>
+    <w:bookmarkEnd w:id="150"/>
+    <w:bookmarkStart w:id="153" w:name="X8dec1a20994c4f52739920939b157734eb1ada3"/>
     <w:p>
       <w:pPr>
         <w:pStyle w:val="Heading2"/>
@@ -22624,7 +22600,7 @@
         <w:t xml:space="preserve">32. État de l'implémentation</w:t>
       </w:r>
     </w:p>
-    <w:bookmarkStart w:id="162" w:name="X13eac6704592cc92d1b1595f267a2986dab00a9"/>
+    <w:bookmarkStart w:id="151" w:name="X13eac6704592cc92d1b1595f267a2986dab00a9"/>
     <w:p>
       <w:pPr>
         <w:pStyle w:val="Heading3"/>
@@ -23326,8 +23302,8 @@
         </w:tc>
       </w:tr>
     </w:tbl>
-    <w:bookmarkEnd w:id="162"/>
-    <w:bookmarkStart w:id="163" w:name="Xec7fd60d63757b87e8e58f7e16b5db0e6f564fc"/>
+    <w:bookmarkEnd w:id="151"/>
+    <w:bookmarkStart w:id="152" w:name="Xec7fd60d63757b87e8e58f7e16b5db0e6f564fc"/>
     <w:p>
       <w:pPr>
         <w:pStyle w:val="Heading3"/>
@@ -23568,9 +23544,9 @@
         </w:pict>
       </w:r>
     </w:p>
-    <w:bookmarkEnd w:id="163"/>
-    <w:bookmarkEnd w:id="164"/>
-    <w:bookmarkStart w:id="171" w:name="X79831b3444b01c5d3e181a1d70bdf34a22a4c77"/>
+    <w:bookmarkEnd w:id="152"/>
+    <w:bookmarkEnd w:id="153"/>
+    <w:bookmarkStart w:id="160" w:name="X79831b3444b01c5d3e181a1d70bdf34a22a4c77"/>
     <w:p>
       <w:pPr>
         <w:pStyle w:val="Heading2"/>
@@ -23579,7 +23555,7 @@
         <w:t xml:space="preserve">33. Référence des fichiers</w:t>
       </w:r>
     </w:p>
-    <w:bookmarkStart w:id="165" w:name="X69100afd391d09ca14951152113f13c7ae6c8cd"/>
+    <w:bookmarkStart w:id="154" w:name="X69100afd391d09ca14951152113f13c7ae6c8cd"/>
     <w:p>
       <w:pPr>
         <w:pStyle w:val="Heading3"/>
@@ -23790,8 +23766,8 @@
         </w:tc>
       </w:tr>
     </w:tbl>
-    <w:bookmarkEnd w:id="165"/>
-    <w:bookmarkStart w:id="166" w:name="Xccc45232d9e676aaf7590496ed47434ca90d81d"/>
+    <w:bookmarkEnd w:id="154"/>
+    <w:bookmarkStart w:id="155" w:name="Xccc45232d9e676aaf7590496ed47434ca90d81d"/>
     <w:p>
       <w:pPr>
         <w:pStyle w:val="Heading3"/>
@@ -23964,8 +23940,8 @@
         </w:tc>
       </w:tr>
     </w:tbl>
-    <w:bookmarkEnd w:id="166"/>
-    <w:bookmarkStart w:id="167" w:name="Xa543aa5d26f1c46094ffdc1033ade4823083e84"/>
+    <w:bookmarkEnd w:id="155"/>
+    <w:bookmarkStart w:id="156" w:name="Xa543aa5d26f1c46094ffdc1033ade4823083e84"/>
     <w:p>
       <w:pPr>
         <w:pStyle w:val="Heading3"/>
@@ -24138,8 +24114,8 @@
         </w:tc>
       </w:tr>
     </w:tbl>
-    <w:bookmarkEnd w:id="167"/>
-    <w:bookmarkStart w:id="168" w:name="X75e35965e4c435122b01652001f1ea9f7190744"/>
+    <w:bookmarkEnd w:id="156"/>
+    <w:bookmarkStart w:id="157" w:name="X75e35965e4c435122b01652001f1ea9f7190744"/>
     <w:p>
       <w:pPr>
         <w:pStyle w:val="Heading3"/>
@@ -24312,8 +24288,8 @@
         </w:tc>
       </w:tr>
     </w:tbl>
-    <w:bookmarkEnd w:id="168"/>
-    <w:bookmarkStart w:id="169" w:name="X68062e5fb6cf113d12d1ac17cf6c2384ab78e28"/>
+    <w:bookmarkEnd w:id="157"/>
+    <w:bookmarkStart w:id="158" w:name="X68062e5fb6cf113d12d1ac17cf6c2384ab78e28"/>
     <w:p>
       <w:pPr>
         <w:pStyle w:val="Heading3"/>
@@ -24524,8 +24500,8 @@
         </w:tc>
       </w:tr>
     </w:tbl>
-    <w:bookmarkEnd w:id="169"/>
-    <w:bookmarkStart w:id="170" w:name="X5df94c930fbe9084f4ed2dbf7e7592d380d81c3"/>
+    <w:bookmarkEnd w:id="158"/>
+    <w:bookmarkStart w:id="159" w:name="X5df94c930fbe9084f4ed2dbf7e7592d380d81c3"/>
     <w:p>
       <w:pPr>
         <w:pStyle w:val="Heading3"/>
@@ -24743,634 +24719,638 @@
         </w:pict>
       </w:r>
     </w:p>
+    <w:bookmarkEnd w:id="159"/>
+    <w:bookmarkEnd w:id="160"/>
+    <w:bookmarkStart w:id="171" w:name="X8ed4c33d1636b881e0b71740563e7b142e59eb5"/>
+    <w:p>
+      <w:pPr>
+        <w:pStyle w:val="Heading2"/>
+      </w:pPr>
+      <w:r>
+        <w:t xml:space="preserve">34. FAQ technique</w:t>
+      </w:r>
+    </w:p>
+    <w:bookmarkStart w:id="161" w:name="X02671c6bfd9cd6b98aef2382d09e0a9429a4f34"/>
+    <w:p>
+      <w:pPr>
+        <w:pStyle w:val="Heading3"/>
+      </w:pPr>
+      <w:r>
+        <w:t xml:space="preserve">Q : L'identification IA fonctionne-t-elle sans clé Gemini ?</w:t>
+      </w:r>
+    </w:p>
+    <w:p>
+      <w:pPr>
+        <w:pStyle w:val="FirstParagraph"/>
+      </w:pPr>
+      <w:r>
+        <w:rPr>
+          <w:b/>
+          <w:bCs/>
+        </w:rPr>
+        <w:t xml:space="preserve">R :</w:t>
+      </w:r>
+      <w:r>
+        <w:t xml:space="preserve"> </w:t>
+      </w:r>
+      <w:r>
+        <w:t xml:space="preserve">Non. Sans</w:t>
+      </w:r>
+      <w:r>
+        <w:t xml:space="preserve"> </w:t>
+      </w:r>
+      <w:r>
+        <w:rPr>
+          <w:rStyle w:val="VerbatimChar"/>
+        </w:rPr>
+        <w:t xml:space="preserve">GEMINI_API_KEY</w:t>
+      </w:r>
+      <w:r>
+        <w:t xml:space="preserve">, la fonction</w:t>
+      </w:r>
+      <w:r>
+        <w:t xml:space="preserve"> </w:t>
+      </w:r>
+      <w:r>
+        <w:rPr>
+          <w:rStyle w:val="VerbatimChar"/>
+        </w:rPr>
+        <w:t xml:space="preserve">identifyPart()</w:t>
+      </w:r>
+      <w:r>
+        <w:t xml:space="preserve"> </w:t>
+      </w:r>
+      <w:r>
+        <w:t xml:space="preserve">retourne</w:t>
+      </w:r>
+      <w:r>
+        <w:t xml:space="preserve"> </w:t>
+      </w:r>
+      <w:r>
+        <w:rPr>
+          <w:rStyle w:val="VerbatimChar"/>
+        </w:rPr>
+        <w:t xml:space="preserve">null</w:t>
+      </w:r>
+      <w:r>
+        <w:t xml:space="preserve">, ce qui donne le status</w:t>
+      </w:r>
+      <w:r>
+        <w:t xml:space="preserve"> </w:t>
+      </w:r>
+      <w:r>
+        <w:rPr>
+          <w:rStyle w:val="VerbatimChar"/>
+        </w:rPr>
+        <w:t xml:space="preserve">failed</w:t>
+      </w:r>
+      <w:r>
+        <w:t xml:space="preserve">. L'utilisateur devra utiliser la recherche textuelle ou la navigation par véhicule.</w:t>
+      </w:r>
+    </w:p>
+    <w:bookmarkEnd w:id="161"/>
+    <w:bookmarkStart w:id="162" w:name="q--quels-modèles-gemini-sont-supportés-"/>
+    <w:p>
+      <w:pPr>
+        <w:pStyle w:val="Heading3"/>
+      </w:pPr>
+      <w:r>
+        <w:t xml:space="preserve">Q : Quels modèles Gemini sont supportés ?</w:t>
+      </w:r>
+    </w:p>
+    <w:p>
+      <w:pPr>
+        <w:pStyle w:val="FirstParagraph"/>
+      </w:pPr>
+      <w:r>
+        <w:rPr>
+          <w:b/>
+          <w:bCs/>
+        </w:rPr>
+        <w:t xml:space="preserve">R :</w:t>
+      </w:r>
+      <w:r>
+        <w:t xml:space="preserve"> </w:t>
+      </w:r>
+      <w:r>
+        <w:t xml:space="preserve">Le modèle par défaut est</w:t>
+      </w:r>
+      <w:r>
+        <w:t xml:space="preserve"> </w:t>
+      </w:r>
+      <w:r>
+        <w:rPr>
+          <w:rStyle w:val="VerbatimChar"/>
+        </w:rPr>
+        <w:t xml:space="preserve">gemini-2.0-flash</w:t>
+      </w:r>
+      <w:r>
+        <w:t xml:space="preserve"> </w:t>
+      </w:r>
+      <w:r>
+        <w:t xml:space="preserve">(rapide et économique). Vous pouvez changer via la variable</w:t>
+      </w:r>
+      <w:r>
+        <w:t xml:space="preserve"> </w:t>
+      </w:r>
+      <w:r>
+        <w:rPr>
+          <w:rStyle w:val="VerbatimChar"/>
+        </w:rPr>
+        <w:t xml:space="preserve">GEMINI_MODEL</w:t>
+      </w:r>
+      <w:r>
+        <w:t xml:space="preserve">. Tout modèle Google Generative AI supportant les images est compatible.</w:t>
+      </w:r>
+    </w:p>
+    <w:bookmarkEnd w:id="162"/>
+    <w:bookmarkStart w:id="163" w:name="X1dfc26937ebaf2c035de03f55afb7559fac7b6d"/>
+    <w:p>
+      <w:pPr>
+        <w:pStyle w:val="Heading3"/>
+      </w:pPr>
+      <w:r>
+        <w:t xml:space="preserve">Q : La recherche supporte-t-elle la recherche floue (fuzzy) ?</w:t>
+      </w:r>
+    </w:p>
+    <w:p>
+      <w:pPr>
+        <w:pStyle w:val="FirstParagraph"/>
+      </w:pPr>
+      <w:r>
+        <w:rPr>
+          <w:b/>
+          <w:bCs/>
+        </w:rPr>
+        <w:t xml:space="preserve">R :</w:t>
+      </w:r>
+      <w:r>
+        <w:t xml:space="preserve"> </w:t>
+      </w:r>
+      <w:r>
+        <w:t xml:space="preserve">Partiellement. Le système utilise des</w:t>
+      </w:r>
+      <w:r>
+        <w:t xml:space="preserve"> </w:t>
+      </w:r>
+      <w:r>
+        <w:rPr>
+          <w:b/>
+          <w:bCs/>
+        </w:rPr>
+        <w:t xml:space="preserve">synonymes manuels</w:t>
+      </w:r>
+      <w:r>
+        <w:t xml:space="preserve"> </w:t>
+      </w:r>
+      <w:r>
+        <w:t xml:space="preserve">(table</w:t>
+      </w:r>
+      <w:r>
+        <w:t xml:space="preserve"> </w:t>
+      </w:r>
+      <w:r>
+        <w:rPr>
+          <w:rStyle w:val="VerbatimChar"/>
+        </w:rPr>
+        <w:t xml:space="preserve">SearchSynonym</w:t>
+      </w:r>
+      <w:r>
+        <w:t xml:space="preserve">) pour corriger les fautes courantes. La recherche utilise</w:t>
+      </w:r>
+      <w:r>
+        <w:t xml:space="preserve"> </w:t>
+      </w:r>
+      <w:r>
+        <w:rPr>
+          <w:rStyle w:val="VerbatimChar"/>
+        </w:rPr>
+        <w:t xml:space="preserve">contains</w:t>
+      </w:r>
+      <w:r>
+        <w:t xml:space="preserve"> </w:t>
+      </w:r>
+      <w:r>
+        <w:t xml:space="preserve">(sous-chaîne) plutôt qu'une recherche floue complète. PostgreSQL</w:t>
+      </w:r>
+      <w:r>
+        <w:t xml:space="preserve"> </w:t>
+      </w:r>
+      <w:r>
+        <w:rPr>
+          <w:rStyle w:val="VerbatimChar"/>
+        </w:rPr>
+        <w:t xml:space="preserve">pg_trgm</w:t>
+      </w:r>
+      <w:r>
+        <w:t xml:space="preserve"> </w:t>
+      </w:r>
+      <w:r>
+        <w:t xml:space="preserve">est disponible mais pas encore exploité pour le scoring.</w:t>
+      </w:r>
+    </w:p>
+    <w:bookmarkEnd w:id="163"/>
+    <w:bookmarkStart w:id="164" w:name="Xfcc46ec7fd19af8ec13a2f1c1fe5729c6398f21"/>
+    <w:p>
+      <w:pPr>
+        <w:pStyle w:val="Heading3"/>
+      </w:pPr>
+      <w:r>
+        <w:t xml:space="preserve">Q : Comment ajouter un nouveau synonyme de recherche ?</w:t>
+      </w:r>
+    </w:p>
+    <w:p>
+      <w:pPr>
+        <w:pStyle w:val="FirstParagraph"/>
+      </w:pPr>
+      <w:r>
+        <w:rPr>
+          <w:b/>
+          <w:bCs/>
+        </w:rPr>
+        <w:t xml:space="preserve">R :</w:t>
+      </w:r>
+      <w:r>
+        <w:t xml:space="preserve"> </w:t>
+      </w:r>
+      <w:r>
+        <w:t xml:space="preserve">Insérez directement dans la base :</w:t>
+      </w:r>
+    </w:p>
+    <w:p>
+      <w:pPr>
+        <w:pStyle w:val="SourceCode"/>
+      </w:pPr>
+      <w:r>
+        <w:rPr>
+          <w:rStyle w:val="KeywordTok"/>
+        </w:rPr>
+        <w:t xml:space="preserve">INSERT</w:t>
+      </w:r>
+      <w:r>
+        <w:rPr>
+          <w:rStyle w:val="NormalTok"/>
+        </w:rPr>
+        <w:t xml:space="preserve"> </w:t>
+      </w:r>
+      <w:r>
+        <w:rPr>
+          <w:rStyle w:val="KeywordTok"/>
+        </w:rPr>
+        <w:t xml:space="preserve">INTO</w:t>
+      </w:r>
+      <w:r>
+        <w:rPr>
+          <w:rStyle w:val="NormalTok"/>
+        </w:rPr>
+        <w:t xml:space="preserve"> search_synonyms (</w:t>
+      </w:r>
+      <w:r>
+        <w:rPr>
+          <w:rStyle w:val="KeywordTok"/>
+        </w:rPr>
+        <w:t xml:space="preserve">id</w:t>
+      </w:r>
+      <w:r>
+        <w:rPr>
+          <w:rStyle w:val="NormalTok"/>
+        </w:rPr>
+        <w:t xml:space="preserve">, typo, correction)</w:t>
+      </w:r>
+      <w:r>
+        <w:br/>
+      </w:r>
+      <w:r>
+        <w:rPr>
+          <w:rStyle w:val="KeywordTok"/>
+        </w:rPr>
+        <w:t xml:space="preserve">VALUES</w:t>
+      </w:r>
+      <w:r>
+        <w:rPr>
+          <w:rStyle w:val="NormalTok"/>
+        </w:rPr>
+        <w:t xml:space="preserve"> (gen_random_uuid(), </w:t>
+      </w:r>
+      <w:r>
+        <w:rPr>
+          <w:rStyle w:val="StringTok"/>
+        </w:rPr>
+        <w:t xml:space="preserve">'alternateure'</w:t>
+      </w:r>
+      <w:r>
+        <w:rPr>
+          <w:rStyle w:val="NormalTok"/>
+        </w:rPr>
+        <w:t xml:space="preserve">, </w:t>
+      </w:r>
+      <w:r>
+        <w:rPr>
+          <w:rStyle w:val="StringTok"/>
+        </w:rPr>
+        <w:t xml:space="preserve">'alternateur'</w:t>
+      </w:r>
+      <w:r>
+        <w:rPr>
+          <w:rStyle w:val="NormalTok"/>
+        </w:rPr>
+        <w:t xml:space="preserve">);</w:t>
+      </w:r>
+    </w:p>
+    <w:bookmarkEnd w:id="164"/>
+    <w:bookmarkStart w:id="165" w:name="Xc256f174a77df5246126243935eb55a17c51640"/>
+    <w:p>
+      <w:pPr>
+        <w:pStyle w:val="Heading3"/>
+      </w:pPr>
+      <w:r>
+        <w:t xml:space="preserve">Q : L'évaluation de qualité bloque-t-elle l'upload ?</w:t>
+      </w:r>
+    </w:p>
+    <w:p>
+      <w:pPr>
+        <w:pStyle w:val="FirstParagraph"/>
+      </w:pPr>
+      <w:r>
+        <w:rPr>
+          <w:b/>
+          <w:bCs/>
+        </w:rPr>
+        <w:t xml:space="preserve">R :</w:t>
+      </w:r>
+      <w:r>
+        <w:t xml:space="preserve"> </w:t>
+      </w:r>
+      <w:r>
+        <w:t xml:space="preserve">Non. L'évaluation est</w:t>
+      </w:r>
+      <w:r>
+        <w:t xml:space="preserve"> </w:t>
+      </w:r>
+      <w:r>
+        <w:rPr>
+          <w:b/>
+          <w:bCs/>
+        </w:rPr>
+        <w:t xml:space="preserve">informative</w:t>
+      </w:r>
+      <w:r>
+        <w:t xml:space="preserve"> </w:t>
+      </w:r>
+      <w:r>
+        <w:t xml:space="preserve">— elle stocke un score et des messages d'avertissement mais ne bloque pas. Le vendeur peut publier même avec un score bas. L'interface pourrait afficher les avertissements pour encourager une meilleure photo.</w:t>
+      </w:r>
+    </w:p>
+    <w:bookmarkEnd w:id="165"/>
+    <w:bookmarkStart w:id="166" w:name="X4e4c97150627522fe667195e3655df0a5ff16e2"/>
+    <w:p>
+      <w:pPr>
+        <w:pStyle w:val="Heading3"/>
+      </w:pPr>
+      <w:r>
+        <w:t xml:space="preserve">Q : Combien de temps prend l'identification IA ?</w:t>
+      </w:r>
+    </w:p>
+    <w:p>
+      <w:pPr>
+        <w:pStyle w:val="FirstParagraph"/>
+      </w:pPr>
+      <w:r>
+        <w:rPr>
+          <w:b/>
+          <w:bCs/>
+        </w:rPr>
+        <w:t xml:space="preserve">R :</w:t>
+      </w:r>
+      <w:r>
+        <w:t xml:space="preserve"> </w:t>
+      </w:r>
+      <w:r>
+        <w:t xml:space="preserve">L'appel Gemini prend généralement</w:t>
+      </w:r>
+      <w:r>
+        <w:t xml:space="preserve"> </w:t>
+      </w:r>
+      <w:r>
+        <w:rPr>
+          <w:b/>
+          <w:bCs/>
+        </w:rPr>
+        <w:t xml:space="preserve">2-5 secondes</w:t>
+      </w:r>
+      <w:r>
+        <w:t xml:space="preserve">. Le traitement des variantes d'images (Sharp) prend</w:t>
+      </w:r>
+      <w:r>
+        <w:t xml:space="preserve"> </w:t>
+      </w:r>
+      <w:r>
+        <w:rPr>
+          <w:b/>
+          <w:bCs/>
+        </w:rPr>
+        <w:t xml:space="preserve">1-3 secondes</w:t>
+      </w:r>
+      <w:r>
+        <w:t xml:space="preserve"> </w:t>
+      </w:r>
+      <w:r>
+        <w:t xml:space="preserve">supplémentaires. Ces deux processus sont exécutés en parallèle dans la queue.</w:t>
+      </w:r>
+    </w:p>
+    <w:bookmarkEnd w:id="166"/>
+    <w:bookmarkStart w:id="167" w:name="Xe20e9bb96ce46a99e67374c4c6b03b9e2195c60"/>
+    <w:p>
+      <w:pPr>
+        <w:pStyle w:val="Heading3"/>
+      </w:pPr>
+      <w:r>
+        <w:t xml:space="preserve">Q : Le VIN decode fonctionne-t-il pour les véhicules européens ?</w:t>
+      </w:r>
+    </w:p>
+    <w:p>
+      <w:pPr>
+        <w:pStyle w:val="FirstParagraph"/>
+      </w:pPr>
+      <w:r>
+        <w:rPr>
+          <w:b/>
+          <w:bCs/>
+        </w:rPr>
+        <w:t xml:space="preserve">R :</w:t>
+      </w:r>
+      <w:r>
+        <w:t xml:space="preserve"> </w:t>
+      </w:r>
+      <w:r>
+        <w:t xml:space="preserve">Partiellement. La base NHTSA VPIC couvre principalement les véhicules vendus en Amérique du Nord. Les véhicules européens ou asiatiques avec un VIN standard peuvent être reconnus, mais la couverture n'est pas garantie. En cas d'échec, l'utilisateur est redirigé vers la navigation manuelle par marque/modèle/année.</w:t>
+      </w:r>
+    </w:p>
+    <w:bookmarkEnd w:id="167"/>
+    <w:bookmarkStart w:id="168" w:name="X3101357eeab896d3e4f114734c84387b3ac176b"/>
+    <w:p>
+      <w:pPr>
+        <w:pStyle w:val="Heading3"/>
+      </w:pPr>
+      <w:r>
+        <w:t xml:space="preserve">Q : Comment fonctionne le pré-remplissage IA pour les vendeurs ?</w:t>
+      </w:r>
+    </w:p>
+    <w:p>
+      <w:pPr>
+        <w:pStyle w:val="FirstParagraph"/>
+      </w:pPr>
+      <w:r>
+        <w:rPr>
+          <w:b/>
+          <w:bCs/>
+        </w:rPr>
+        <w:t xml:space="preserve">R :</w:t>
+      </w:r>
+      <w:r>
+        <w:t xml:space="preserve"> </w:t>
+      </w:r>
+      <w:r>
+        <w:t xml:space="preserve">Quand un vendeur upload une photo, le job</w:t>
+      </w:r>
+      <w:r>
+        <w:t xml:space="preserve"> </w:t>
+      </w:r>
+      <w:r>
+        <w:rPr>
+          <w:rStyle w:val="VerbatimChar"/>
+        </w:rPr>
+        <w:t xml:space="preserve">CATALOG_AI_IDENTIFY</w:t>
+      </w:r>
+      <w:r>
+        <w:t xml:space="preserve"> </w:t>
+      </w:r>
+      <w:r>
+        <w:t xml:space="preserve">appelle Gemini et pré-remplit : nom, catégorie, référence OEM, compatibilité véhicule, prix suggéré. Le vendeur peut ensuite corriger ces champs avant de publier. L'article reste en DRAFT jusqu'à la publication manuelle.</w:t>
+      </w:r>
+    </w:p>
+    <w:bookmarkEnd w:id="168"/>
+    <w:bookmarkStart w:id="169" w:name="X4988210b039873c7b588e7c13b1416d84882aa3"/>
+    <w:p>
+      <w:pPr>
+        <w:pStyle w:val="Heading3"/>
+      </w:pPr>
+      <w:r>
+        <w:t xml:space="preserve">Q : Le système détecte-t-il les fausses photos ?</w:t>
+      </w:r>
+    </w:p>
+    <w:p>
+      <w:pPr>
+        <w:pStyle w:val="FirstParagraph"/>
+      </w:pPr>
+      <w:r>
+        <w:rPr>
+          <w:b/>
+          <w:bCs/>
+        </w:rPr>
+        <w:t xml:space="preserve">R :</w:t>
+      </w:r>
+      <w:r>
+        <w:t xml:space="preserve"> </w:t>
+      </w:r>
+      <w:r>
+        <w:t xml:space="preserve">Pas explicitement. L'évaluation de qualité vérifie les dimensions, la netteté et la luminosité, mais ne détecte pas les photos copiées d'internet ou les images trompeuses. La détection de fraude photo est planifiée pour une version future.</w:t>
+      </w:r>
+    </w:p>
+    <w:bookmarkEnd w:id="169"/>
+    <w:bookmarkStart w:id="170" w:name="Xdddbd81ef982deb0b9574a6b7c028b13f26ae7a"/>
+    <w:p>
+      <w:pPr>
+        <w:pStyle w:val="Heading3"/>
+      </w:pPr>
+      <w:r>
+        <w:t xml:space="preserve">Q : Peut-on utiliser l'API Vision sans interface web ?</w:t>
+      </w:r>
+    </w:p>
+    <w:p>
+      <w:pPr>
+        <w:pStyle w:val="FirstParagraph"/>
+      </w:pPr>
+      <w:r>
+        <w:rPr>
+          <w:b/>
+          <w:bCs/>
+        </w:rPr>
+        <w:t xml:space="preserve">R :</w:t>
+      </w:r>
+      <w:r>
+        <w:t xml:space="preserve"> </w:t>
+      </w:r>
+      <w:r>
+        <w:t xml:space="preserve">Oui. L'endpoint</w:t>
+      </w:r>
+      <w:r>
+        <w:t xml:space="preserve"> </w:t>
+      </w:r>
+      <w:r>
+        <w:rPr>
+          <w:rStyle w:val="VerbatimChar"/>
+        </w:rPr>
+        <w:t xml:space="preserve">POST /api/v1/vision/identify</w:t>
+      </w:r>
+      <w:r>
+        <w:t xml:space="preserve"> </w:t>
+      </w:r>
+      <w:r>
+        <w:t xml:space="preserve">est</w:t>
+      </w:r>
+      <w:r>
+        <w:t xml:space="preserve"> </w:t>
+      </w:r>
+      <w:r>
+        <w:rPr>
+          <w:b/>
+          <w:bCs/>
+        </w:rPr>
+        <w:t xml:space="preserve">public</w:t>
+      </w:r>
+      <w:r>
+        <w:t xml:space="preserve"> </w:t>
+      </w:r>
+      <w:r>
+        <w:t xml:space="preserve">(pas d'authentification). Vous pouvez l'appeler directement avec un</w:t>
+      </w:r>
+      <w:r>
+        <w:t xml:space="preserve"> </w:t>
+      </w:r>
+      <w:r>
+        <w:rPr>
+          <w:rStyle w:val="VerbatimChar"/>
+        </w:rPr>
+        <w:t xml:space="preserve">multipart/form-data</w:t>
+      </w:r>
+      <w:r>
+        <w:t xml:space="preserve"> </w:t>
+      </w:r>
+      <w:r>
+        <w:t xml:space="preserve">contenant le champ</w:t>
+      </w:r>
+      <w:r>
+        <w:t xml:space="preserve"> </w:t>
+      </w:r>
+      <w:r>
+        <w:rPr>
+          <w:rStyle w:val="VerbatimChar"/>
+        </w:rPr>
+        <w:t xml:space="preserve">file</w:t>
+      </w:r>
+      <w:r>
+        <w:t xml:space="preserve">. Idéal pour les intégrations tierces ou le bot WhatsApp.</w:t>
+      </w:r>
+    </w:p>
     <w:bookmarkEnd w:id="170"/>
     <w:bookmarkEnd w:id="171"/>
-    <w:bookmarkStart w:id="182" w:name="X8ed4c33d1636b881e0b71740563e7b142e59eb5"/>
-    <w:p>
-      <w:pPr>
-        <w:pStyle w:val="Heading2"/>
-      </w:pPr>
-      <w:r>
-        <w:t xml:space="preserve">34. FAQ technique</w:t>
-      </w:r>
-    </w:p>
-    <w:bookmarkStart w:id="172" w:name="X02671c6bfd9cd6b98aef2382d09e0a9429a4f34"/>
-    <w:p>
-      <w:pPr>
-        <w:pStyle w:val="Heading3"/>
-      </w:pPr>
-      <w:r>
-        <w:t xml:space="preserve">Q : L'identification IA fonctionne-t-elle sans clé Gemini ?</w:t>
-      </w:r>
-    </w:p>
-    <w:p>
-      <w:pPr>
-        <w:pStyle w:val="FirstParagraph"/>
-      </w:pPr>
-      <w:r>
-        <w:rPr>
-          <w:b/>
-          <w:bCs/>
-        </w:rPr>
-        <w:t xml:space="preserve">R :</w:t>
-      </w:r>
-      <w:r>
-        <w:t xml:space="preserve"> </w:t>
-      </w:r>
-      <w:r>
-        <w:t xml:space="preserve">Non. Sans</w:t>
-      </w:r>
-      <w:r>
-        <w:t xml:space="preserve"> </w:t>
-      </w:r>
-      <w:r>
-        <w:rPr>
-          <w:rStyle w:val="VerbatimChar"/>
-        </w:rPr>
-        <w:t xml:space="preserve">GEMINI_API_KEY</w:t>
-      </w:r>
-      <w:r>
-        <w:t xml:space="preserve">, la fonction</w:t>
-      </w:r>
-      <w:r>
-        <w:t xml:space="preserve"> </w:t>
-      </w:r>
-      <w:r>
-        <w:rPr>
-          <w:rStyle w:val="VerbatimChar"/>
-        </w:rPr>
-        <w:t xml:space="preserve">identifyPart()</w:t>
-      </w:r>
-      <w:r>
-        <w:t xml:space="preserve"> </w:t>
-      </w:r>
-      <w:r>
-        <w:t xml:space="preserve">retourne</w:t>
-      </w:r>
-      <w:r>
-        <w:t xml:space="preserve"> </w:t>
-      </w:r>
-      <w:r>
-        <w:rPr>
-          <w:rStyle w:val="VerbatimChar"/>
-        </w:rPr>
-        <w:t xml:space="preserve">null</w:t>
-      </w:r>
-      <w:r>
-        <w:t xml:space="preserve">, ce qui donne le status</w:t>
-      </w:r>
-      <w:r>
-        <w:t xml:space="preserve"> </w:t>
-      </w:r>
-      <w:r>
-        <w:rPr>
-          <w:rStyle w:val="VerbatimChar"/>
-        </w:rPr>
-        <w:t xml:space="preserve">failed</w:t>
-      </w:r>
-      <w:r>
-        <w:t xml:space="preserve">. L'utilisateur devra utiliser la recherche textuelle ou la navigation par véhicule.</w:t>
-      </w:r>
-    </w:p>
     <w:bookmarkEnd w:id="172"/>
-    <w:bookmarkStart w:id="173" w:name="q--quels-modèles-gemini-sont-supportés-"/>
-    <w:p>
-      <w:pPr>
-        <w:pStyle w:val="Heading3"/>
-      </w:pPr>
-      <w:r>
-        <w:t xml:space="preserve">Q : Quels modèles Gemini sont supportés ?</w:t>
-      </w:r>
-    </w:p>
-    <w:p>
-      <w:pPr>
-        <w:pStyle w:val="FirstParagraph"/>
-      </w:pPr>
-      <w:r>
-        <w:rPr>
-          <w:b/>
-          <w:bCs/>
-        </w:rPr>
-        <w:t xml:space="preserve">R :</w:t>
-      </w:r>
-      <w:r>
-        <w:t xml:space="preserve"> </w:t>
-      </w:r>
-      <w:r>
-        <w:t xml:space="preserve">Le modèle par défaut est</w:t>
-      </w:r>
-      <w:r>
-        <w:t xml:space="preserve"> </w:t>
-      </w:r>
-      <w:r>
-        <w:rPr>
-          <w:rStyle w:val="VerbatimChar"/>
-        </w:rPr>
-        <w:t xml:space="preserve">gemini-2.0-flash</w:t>
-      </w:r>
-      <w:r>
-        <w:t xml:space="preserve"> </w:t>
-      </w:r>
-      <w:r>
-        <w:t xml:space="preserve">(rapide et économique). Vous pouvez changer via la variable</w:t>
-      </w:r>
-      <w:r>
-        <w:t xml:space="preserve"> </w:t>
-      </w:r>
-      <w:r>
-        <w:rPr>
-          <w:rStyle w:val="VerbatimChar"/>
-        </w:rPr>
-        <w:t xml:space="preserve">GEMINI_MODEL</w:t>
-      </w:r>
-      <w:r>
-        <w:t xml:space="preserve">. Tout modèle Google Generative AI supportant les images est compatible.</w:t>
-      </w:r>
-    </w:p>
-    <w:bookmarkEnd w:id="173"/>
-    <w:bookmarkStart w:id="174" w:name="X1dfc26937ebaf2c035de03f55afb7559fac7b6d"/>
-    <w:p>
-      <w:pPr>
-        <w:pStyle w:val="Heading3"/>
-      </w:pPr>
-      <w:r>
-        <w:t xml:space="preserve">Q : La recherche supporte-t-elle la recherche floue (fuzzy) ?</w:t>
-      </w:r>
-    </w:p>
-    <w:p>
-      <w:pPr>
-        <w:pStyle w:val="FirstParagraph"/>
-      </w:pPr>
-      <w:r>
-        <w:rPr>
-          <w:b/>
-          <w:bCs/>
-        </w:rPr>
-        <w:t xml:space="preserve">R :</w:t>
-      </w:r>
-      <w:r>
-        <w:t xml:space="preserve"> </w:t>
-      </w:r>
-      <w:r>
-        <w:t xml:space="preserve">Partiellement. Le système utilise des</w:t>
-      </w:r>
-      <w:r>
-        <w:t xml:space="preserve"> </w:t>
-      </w:r>
-      <w:r>
-        <w:rPr>
-          <w:b/>
-          <w:bCs/>
-        </w:rPr>
-        <w:t xml:space="preserve">synonymes manuels</w:t>
-      </w:r>
-      <w:r>
-        <w:t xml:space="preserve"> </w:t>
-      </w:r>
-      <w:r>
-        <w:t xml:space="preserve">(table</w:t>
-      </w:r>
-      <w:r>
-        <w:t xml:space="preserve"> </w:t>
-      </w:r>
-      <w:r>
-        <w:rPr>
-          <w:rStyle w:val="VerbatimChar"/>
-        </w:rPr>
-        <w:t xml:space="preserve">SearchSynonym</w:t>
-      </w:r>
-      <w:r>
-        <w:t xml:space="preserve">) pour corriger les fautes courantes. La recherche utilise</w:t>
-      </w:r>
-      <w:r>
-        <w:t xml:space="preserve"> </w:t>
-      </w:r>
-      <w:r>
-        <w:rPr>
-          <w:rStyle w:val="VerbatimChar"/>
-        </w:rPr>
-        <w:t xml:space="preserve">contains</w:t>
-      </w:r>
-      <w:r>
-        <w:t xml:space="preserve"> </w:t>
-      </w:r>
-      <w:r>
-        <w:t xml:space="preserve">(sous-chaîne) plutôt qu'une recherche floue complète. PostgreSQL</w:t>
-      </w:r>
-      <w:r>
-        <w:t xml:space="preserve"> </w:t>
-      </w:r>
-      <w:r>
-        <w:rPr>
-          <w:rStyle w:val="VerbatimChar"/>
-        </w:rPr>
-        <w:t xml:space="preserve">pg_trgm</w:t>
-      </w:r>
-      <w:r>
-        <w:t xml:space="preserve"> </w:t>
-      </w:r>
-      <w:r>
-        <w:t xml:space="preserve">est disponible mais pas encore exploité pour le scoring.</w:t>
-      </w:r>
-    </w:p>
-    <w:bookmarkEnd w:id="174"/>
-    <w:bookmarkStart w:id="175" w:name="Xfcc46ec7fd19af8ec13a2f1c1fe5729c6398f21"/>
-    <w:p>
-      <w:pPr>
-        <w:pStyle w:val="Heading3"/>
-      </w:pPr>
-      <w:r>
-        <w:t xml:space="preserve">Q : Comment ajouter un nouveau synonyme de recherche ?</w:t>
-      </w:r>
-    </w:p>
-    <w:p>
-      <w:pPr>
-        <w:pStyle w:val="FirstParagraph"/>
-      </w:pPr>
-      <w:r>
-        <w:rPr>
-          <w:b/>
-          <w:bCs/>
-        </w:rPr>
-        <w:t xml:space="preserve">R :</w:t>
-      </w:r>
-      <w:r>
-        <w:t xml:space="preserve"> </w:t>
-      </w:r>
-      <w:r>
-        <w:t xml:space="preserve">Insérez directement dans la base :</w:t>
-      </w:r>
-    </w:p>
-    <w:p>
-      <w:pPr>
-        <w:pStyle w:val="SourceCode"/>
-      </w:pPr>
-      <w:r>
-        <w:rPr>
-          <w:rStyle w:val="KeywordTok"/>
-        </w:rPr>
-        <w:t xml:space="preserve">INSERT</w:t>
-      </w:r>
-      <w:r>
-        <w:rPr>
-          <w:rStyle w:val="NormalTok"/>
-        </w:rPr>
-        <w:t xml:space="preserve"> </w:t>
-      </w:r>
-      <w:r>
-        <w:rPr>
-          <w:rStyle w:val="KeywordTok"/>
-        </w:rPr>
-        <w:t xml:space="preserve">INTO</w:t>
-      </w:r>
-      <w:r>
-        <w:rPr>
-          <w:rStyle w:val="NormalTok"/>
-        </w:rPr>
-        <w:t xml:space="preserve"> search_synonyms (</w:t>
-      </w:r>
-      <w:r>
-        <w:rPr>
-          <w:rStyle w:val="KeywordTok"/>
-        </w:rPr>
-        <w:t xml:space="preserve">id</w:t>
-      </w:r>
-      <w:r>
-        <w:rPr>
-          <w:rStyle w:val="NormalTok"/>
-        </w:rPr>
-        <w:t xml:space="preserve">, typo, correction)</w:t>
-      </w:r>
-      <w:r>
-        <w:br/>
-      </w:r>
-      <w:r>
-        <w:rPr>
-          <w:rStyle w:val="KeywordTok"/>
-        </w:rPr>
-        <w:t xml:space="preserve">VALUES</w:t>
-      </w:r>
-      <w:r>
-        <w:rPr>
-          <w:rStyle w:val="NormalTok"/>
-        </w:rPr>
-        <w:t xml:space="preserve"> (gen_random_uuid(), </w:t>
-      </w:r>
-      <w:r>
-        <w:rPr>
-          <w:rStyle w:val="StringTok"/>
-        </w:rPr>
-        <w:t xml:space="preserve">'alternateure'</w:t>
-      </w:r>
-      <w:r>
-        <w:rPr>
-          <w:rStyle w:val="NormalTok"/>
-        </w:rPr>
-        <w:t xml:space="preserve">, </w:t>
-      </w:r>
-      <w:r>
-        <w:rPr>
-          <w:rStyle w:val="StringTok"/>
-        </w:rPr>
-        <w:t xml:space="preserve">'alternateur'</w:t>
-      </w:r>
-      <w:r>
-        <w:rPr>
-          <w:rStyle w:val="NormalTok"/>
-        </w:rPr>
-        <w:t xml:space="preserve">);</w:t>
-      </w:r>
-    </w:p>
-    <w:bookmarkEnd w:id="175"/>
-    <w:bookmarkStart w:id="176" w:name="Xc256f174a77df5246126243935eb55a17c51640"/>
-    <w:p>
-      <w:pPr>
-        <w:pStyle w:val="Heading3"/>
-      </w:pPr>
-      <w:r>
-        <w:t xml:space="preserve">Q : L'évaluation de qualité bloque-t-elle l'upload ?</w:t>
-      </w:r>
-    </w:p>
-    <w:p>
-      <w:pPr>
-        <w:pStyle w:val="FirstParagraph"/>
-      </w:pPr>
-      <w:r>
-        <w:rPr>
-          <w:b/>
-          <w:bCs/>
-        </w:rPr>
-        <w:t xml:space="preserve">R :</w:t>
-      </w:r>
-      <w:r>
-        <w:t xml:space="preserve"> </w:t>
-      </w:r>
-      <w:r>
-        <w:t xml:space="preserve">Non. L'évaluation est</w:t>
-      </w:r>
-      <w:r>
-        <w:t xml:space="preserve"> </w:t>
-      </w:r>
-      <w:r>
-        <w:rPr>
-          <w:b/>
-          <w:bCs/>
-        </w:rPr>
-        <w:t xml:space="preserve">informative</w:t>
-      </w:r>
-      <w:r>
-        <w:t xml:space="preserve"> </w:t>
-      </w:r>
-      <w:r>
-        <w:t xml:space="preserve">— elle stocke un score et des messages d'avertissement mais ne bloque pas. Le vendeur peut publier même avec un score bas. L'interface pourrait afficher les avertissements pour encourager une meilleure photo.</w:t>
-      </w:r>
-    </w:p>
-    <w:bookmarkEnd w:id="176"/>
-    <w:bookmarkStart w:id="177" w:name="X4e4c97150627522fe667195e3655df0a5ff16e2"/>
-    <w:p>
-      <w:pPr>
-        <w:pStyle w:val="Heading3"/>
-      </w:pPr>
-      <w:r>
-        <w:t xml:space="preserve">Q : Combien de temps prend l'identification IA ?</w:t>
-      </w:r>
-    </w:p>
-    <w:p>
-      <w:pPr>
-        <w:pStyle w:val="FirstParagraph"/>
-      </w:pPr>
-      <w:r>
-        <w:rPr>
-          <w:b/>
-          <w:bCs/>
-        </w:rPr>
-        <w:t xml:space="preserve">R :</w:t>
-      </w:r>
-      <w:r>
-        <w:t xml:space="preserve"> </w:t>
-      </w:r>
-      <w:r>
-        <w:t xml:space="preserve">L'appel Gemini prend généralement</w:t>
-      </w:r>
-      <w:r>
-        <w:t xml:space="preserve"> </w:t>
-      </w:r>
-      <w:r>
-        <w:rPr>
-          <w:b/>
-          <w:bCs/>
-        </w:rPr>
-        <w:t xml:space="preserve">2-5 secondes</w:t>
-      </w:r>
-      <w:r>
-        <w:t xml:space="preserve">. Le traitement des variantes d'images (Sharp) prend</w:t>
-      </w:r>
-      <w:r>
-        <w:t xml:space="preserve"> </w:t>
-      </w:r>
-      <w:r>
-        <w:rPr>
-          <w:b/>
-          <w:bCs/>
-        </w:rPr>
-        <w:t xml:space="preserve">1-3 secondes</w:t>
-      </w:r>
-      <w:r>
-        <w:t xml:space="preserve"> </w:t>
-      </w:r>
-      <w:r>
-        <w:t xml:space="preserve">supplémentaires. Ces deux processus sont exécutés en parallèle dans la queue.</w:t>
-      </w:r>
-    </w:p>
-    <w:bookmarkEnd w:id="177"/>
-    <w:bookmarkStart w:id="178" w:name="Xe20e9bb96ce46a99e67374c4c6b03b9e2195c60"/>
-    <w:p>
-      <w:pPr>
-        <w:pStyle w:val="Heading3"/>
-      </w:pPr>
-      <w:r>
-        <w:t xml:space="preserve">Q : Le VIN decode fonctionne-t-il pour les véhicules européens ?</w:t>
-      </w:r>
-    </w:p>
-    <w:p>
-      <w:pPr>
-        <w:pStyle w:val="FirstParagraph"/>
-      </w:pPr>
-      <w:r>
-        <w:rPr>
-          <w:b/>
-          <w:bCs/>
-        </w:rPr>
-        <w:t xml:space="preserve">R :</w:t>
-      </w:r>
-      <w:r>
-        <w:t xml:space="preserve"> </w:t>
-      </w:r>
-      <w:r>
-        <w:t xml:space="preserve">Partiellement. La base NHTSA VPIC couvre principalement les véhicules vendus en Amérique du Nord. Les véhicules européens ou asiatiques avec un VIN standard peuvent être reconnus, mais la couverture n'est pas garantie. En cas d'échec, l'utilisateur est redirigé vers la navigation manuelle par marque/modèle/année.</w:t>
-      </w:r>
-    </w:p>
-    <w:bookmarkEnd w:id="178"/>
-    <w:bookmarkStart w:id="179" w:name="X3101357eeab896d3e4f114734c84387b3ac176b"/>
-    <w:p>
-      <w:pPr>
-        <w:pStyle w:val="Heading3"/>
-      </w:pPr>
-      <w:r>
-        <w:t xml:space="preserve">Q : Comment fonctionne le pré-remplissage IA pour les vendeurs ?</w:t>
-      </w:r>
-    </w:p>
-    <w:p>
-      <w:pPr>
-        <w:pStyle w:val="FirstParagraph"/>
-      </w:pPr>
-      <w:r>
-        <w:rPr>
-          <w:b/>
-          <w:bCs/>
-        </w:rPr>
-        <w:t xml:space="preserve">R :</w:t>
-      </w:r>
-      <w:r>
-        <w:t xml:space="preserve"> </w:t>
-      </w:r>
-      <w:r>
-        <w:t xml:space="preserve">Quand un vendeur upload une photo, le job</w:t>
-      </w:r>
-      <w:r>
-        <w:t xml:space="preserve"> </w:t>
-      </w:r>
-      <w:r>
-        <w:rPr>
-          <w:rStyle w:val="VerbatimChar"/>
-        </w:rPr>
-        <w:t xml:space="preserve">CATALOG_AI_IDENTIFY</w:t>
-      </w:r>
-      <w:r>
-        <w:t xml:space="preserve"> </w:t>
-      </w:r>
-      <w:r>
-        <w:t xml:space="preserve">appelle Gemini et pré-remplit : nom, catégorie, référence OEM, compatibilité véhicule, prix suggéré. Le vendeur peut ensuite corriger ces champs avant de publier. L'article reste en DRAFT jusqu'à la publication manuelle.</w:t>
-      </w:r>
-    </w:p>
-    <w:bookmarkEnd w:id="179"/>
-    <w:bookmarkStart w:id="180" w:name="X4988210b039873c7b588e7c13b1416d84882aa3"/>
-    <w:p>
-      <w:pPr>
-        <w:pStyle w:val="Heading3"/>
-      </w:pPr>
-      <w:r>
-        <w:t xml:space="preserve">Q : Le système détecte-t-il les fausses photos ?</w:t>
-      </w:r>
-    </w:p>
-    <w:p>
-      <w:pPr>
-        <w:pStyle w:val="FirstParagraph"/>
-      </w:pPr>
-      <w:r>
-        <w:rPr>
-          <w:b/>
-          <w:bCs/>
-        </w:rPr>
-        <w:t xml:space="preserve">R :</w:t>
-      </w:r>
-      <w:r>
-        <w:t xml:space="preserve"> </w:t>
-      </w:r>
-      <w:r>
-        <w:t xml:space="preserve">Pas explicitement. L'évaluation de qualité vérifie les dimensions, la netteté et la luminosité, mais ne détecte pas les photos copiées d'internet ou les images trompeuses. La détection de fraude photo est planifiée pour une version future.</w:t>
-      </w:r>
-    </w:p>
-    <w:bookmarkEnd w:id="180"/>
-    <w:bookmarkStart w:id="181" w:name="Xdddbd81ef982deb0b9574a6b7c028b13f26ae7a"/>
-    <w:p>
-      <w:pPr>
-        <w:pStyle w:val="Heading3"/>
-      </w:pPr>
-      <w:r>
-        <w:t xml:space="preserve">Q : Peut-on utiliser l'API Vision sans interface web ?</w:t>
-      </w:r>
-    </w:p>
-    <w:p>
-      <w:pPr>
-        <w:pStyle w:val="FirstParagraph"/>
-      </w:pPr>
-      <w:r>
-        <w:rPr>
-          <w:b/>
-          <w:bCs/>
-        </w:rPr>
-        <w:t xml:space="preserve">R :</w:t>
-      </w:r>
-      <w:r>
-        <w:t xml:space="preserve"> </w:t>
-      </w:r>
-      <w:r>
-        <w:t xml:space="preserve">Oui. L'endpoint</w:t>
-      </w:r>
-      <w:r>
-        <w:t xml:space="preserve"> </w:t>
-      </w:r>
-      <w:r>
-        <w:rPr>
-          <w:rStyle w:val="VerbatimChar"/>
-        </w:rPr>
-        <w:t xml:space="preserve">POST /api/v1/vision/identify</w:t>
-      </w:r>
-      <w:r>
-        <w:t xml:space="preserve"> </w:t>
-      </w:r>
-      <w:r>
-        <w:t xml:space="preserve">est</w:t>
-      </w:r>
-      <w:r>
-        <w:t xml:space="preserve"> </w:t>
-      </w:r>
-      <w:r>
-        <w:rPr>
-          <w:b/>
-          <w:bCs/>
-        </w:rPr>
-        <w:t xml:space="preserve">public</w:t>
-      </w:r>
-      <w:r>
-        <w:t xml:space="preserve"> </w:t>
-      </w:r>
-      <w:r>
-        <w:t xml:space="preserve">(pas d'authentification). Vous pouvez l'appeler directement avec un</w:t>
-      </w:r>
-      <w:r>
-        <w:t xml:space="preserve"> </w:t>
-      </w:r>
-      <w:r>
-        <w:rPr>
-          <w:rStyle w:val="VerbatimChar"/>
-        </w:rPr>
-        <w:t xml:space="preserve">multipart/form-data</w:t>
-      </w:r>
-      <w:r>
-        <w:t xml:space="preserve"> </w:t>
-      </w:r>
-      <w:r>
-        <w:t xml:space="preserve">contenant le champ</w:t>
-      </w:r>
-      <w:r>
-        <w:t xml:space="preserve"> </w:t>
-      </w:r>
-      <w:r>
-        <w:rPr>
-          <w:rStyle w:val="VerbatimChar"/>
-        </w:rPr>
-        <w:t xml:space="preserve">file</w:t>
-      </w:r>
-      <w:r>
-        <w:t xml:space="preserve">. Idéal pour les intégrations tierces ou le bot WhatsApp.</w:t>
-      </w:r>
-    </w:p>
-    <w:bookmarkEnd w:id="181"/>
-    <w:bookmarkEnd w:id="182"/>
-    <w:bookmarkEnd w:id="183"/>
-    <w:sectPr/>
+    <w:sectPr>
+      <w:footnotePr>
+        <w:numRestart w:val="eachSect"/>
+      </w:footnotePr>
+    </w:sectPr>
   </w:body>
 </w:document>
 </file>
@@ -25723,10 +25703,10 @@
   <w:docDefaults>
     <w:rPrDefault>
       <w:rPr>
-        <w:rFonts w:asciiTheme="minorHAnsi" w:cstheme="minorBidi" w:eastAsiaTheme="minorHAnsi" w:hAnsiTheme="minorHAnsi"/>
+        <w:rFonts w:asciiTheme="minorHAnsi" w:cstheme="minorBidi" w:eastAsiaTheme="minorEastAsia" w:hAnsiTheme="minorHAnsi"/>
         <w:sz w:val="24"/>
         <w:szCs w:val="24"/>
-        <w:lang w:bidi="ar-SA" w:eastAsia="en-US" w:val="en-US"/>
+        <w:lang w:bidi="ar-SA" w:eastAsia="zh-CN" w:val="en-US"/>
       </w:rPr>
     </w:rPrDefault>
     <w:pPrDefault>
@@ -25778,8 +25758,6 @@
     </w:pPr>
     <w:rPr>
       <w:rFonts w:asciiTheme="majorHAnsi" w:cstheme="majorBidi" w:eastAsiaTheme="majorEastAsia" w:hAnsiTheme="majorHAnsi"/>
-      <w:spacing w:val="-10"/>
-      <w:kern w:val="28"/>
       <w:sz w:val="56"/>
       <w:szCs w:val="56"/>
     </w:rPr>
@@ -25792,8 +25770,6 @@
     <w:rsid w:val="00A10FD9"/>
     <w:rPr>
       <w:rFonts w:asciiTheme="majorHAnsi" w:cstheme="majorBidi" w:eastAsiaTheme="majorEastAsia" w:hAnsiTheme="majorHAnsi"/>
-      <w:spacing w:val="-10"/>
-      <w:kern w:val="28"/>
       <w:sz w:val="56"/>
       <w:szCs w:val="56"/>
     </w:rPr>
@@ -25834,23 +25810,31 @@
   </w:style>
   <w:style w:customStyle="1" w:styleId="Author" w:type="paragraph">
     <w:name w:val="Author"/>
+    <w:basedOn w:val="Title"/>
     <w:next w:val="BodyText"/>
     <w:qFormat/>
     <w:pPr>
       <w:keepNext/>
       <w:keepLines/>
-      <w:jc w:val="center"/>
     </w:pPr>
+    <w:rPr>
+      <w:sz w:val="24"/>
+      <w:szCs w:val="24"/>
+    </w:rPr>
   </w:style>
   <w:style w:styleId="Date" w:type="paragraph">
     <w:name w:val="Date"/>
+    <w:basedOn w:val="Title"/>
     <w:next w:val="BodyText"/>
     <w:qFormat/>
     <w:pPr>
       <w:keepNext/>
       <w:keepLines/>
-      <w:jc w:val="center"/>
     </w:pPr>
+    <w:rPr>
+      <w:sz w:val="24"/>
+      <w:szCs w:val="24"/>
+    </w:rPr>
   </w:style>
   <w:style w:customStyle="1" w:styleId="AbstractTitle" w:type="paragraph">
     <w:name w:val="Abstract Title"/>
@@ -26263,13 +26247,6 @@
       </w:tblCellMar>
     </w:tblPr>
     <w:tblStylePr w:type="firstRow">
-      <w:tblPr>
-        <w:jc w:val="left"/>
-        <w:tblInd w:type="dxa" w:w="0"/>
-      </w:tblPr>
-      <w:trPr>
-        <w:jc w:val="left"/>
-      </w:trPr>
       <w:tcPr>
         <w:tcBorders>
           <w:bottom w:val="single"/>
